--- a/docs/交付文档/测试文档_SQA2.docx
+++ b/docs/交付文档/测试文档_SQA2.docx
@@ -73,7 +73,7 @@
           <w:b w:val="0"/>
           <w:sz w:val="24"/>
         </w:rPr>
-        <w:t>版本：V1.1</w:t>
+        <w:t>版本：V1.2</w:t>
       </w:r>
     </w:p>
     <w:p>
@@ -409,6 +409,108 @@
             </w:pPr>
             <w:r>
               <w:t>用例回填：B-04 姓名规则按《姓名登记条例（初稿）》固化后新增 10 条用例（TC-VAL-08～15、TC-CORE-13～14），全量 36→46；更新执行汇总、B-04 结论，关闭 RISK-01</w:t>
+            </w:r>
+            <w:r>
+              <w:rPr>
+                <w:rFonts w:ascii="宋体" w:hAnsi="宋体" w:eastAsia="宋体"/>
+                <w:b w:val="0"/>
+                <w:sz w:val="18"/>
+              </w:rPr>
+            </w:r>
+          </w:p>
+        </w:tc>
+        <w:tc>
+          <w:tcPr>
+            <w:tcW w:type="dxa" w:w="1031"/>
+          </w:tcPr>
+          <w:p>
+            <w:pPr>
+              <w:spacing w:after="0" w:line="276" w:lineRule="auto"/>
+            </w:pPr>
+            <w:r>
+              <w:t>陈彬</w:t>
+            </w:r>
+            <w:r>
+              <w:rPr>
+                <w:rFonts w:ascii="宋体" w:hAnsi="宋体" w:eastAsia="宋体"/>
+                <w:b w:val="0"/>
+                <w:sz w:val="18"/>
+              </w:rPr>
+            </w:r>
+          </w:p>
+        </w:tc>
+        <w:tc>
+          <w:tcPr>
+            <w:tcW w:type="dxa" w:w="1237"/>
+          </w:tcPr>
+          <w:p>
+            <w:pPr>
+              <w:spacing w:after="0" w:line="276" w:lineRule="auto"/>
+            </w:pPr>
+            <w:r>
+              <w:t>待组长审核</w:t>
+            </w:r>
+            <w:r>
+              <w:rPr>
+                <w:rFonts w:ascii="宋体" w:hAnsi="宋体" w:eastAsia="宋体"/>
+                <w:b w:val="0"/>
+                <w:sz w:val="18"/>
+              </w:rPr>
+            </w:r>
+          </w:p>
+        </w:tc>
+      </w:tr>
+      <w:tr>
+        <w:tc>
+          <w:tcPr>
+            <w:tcW w:type="dxa" w:w="928"/>
+          </w:tcPr>
+          <w:p>
+            <w:pPr>
+              <w:spacing w:after="0" w:line="276" w:lineRule="auto"/>
+            </w:pPr>
+            <w:r>
+              <w:t>V1.2</w:t>
+            </w:r>
+            <w:r>
+              <w:rPr>
+                <w:rFonts w:ascii="宋体" w:hAnsi="宋体" w:eastAsia="宋体"/>
+                <w:b w:val="0"/>
+                <w:sz w:val="18"/>
+              </w:rPr>
+            </w:r>
+          </w:p>
+        </w:tc>
+        <w:tc>
+          <w:tcPr>
+            <w:tcW w:type="dxa" w:w="1237"/>
+          </w:tcPr>
+          <w:p>
+            <w:pPr>
+              <w:spacing w:after="0" w:line="276" w:lineRule="auto"/>
+            </w:pPr>
+            <w:r>
+              <w:t>2026-10-18</w:t>
+            </w:r>
+            <w:r>
+              <w:rPr>
+                <w:rFonts w:ascii="宋体" w:hAnsi="宋体" w:eastAsia="宋体"/>
+                <w:b w:val="0"/>
+                <w:sz w:val="18"/>
+              </w:rPr>
+            </w:r>
+          </w:p>
+        </w:tc>
+        <w:tc>
+          <w:tcPr>
+            <w:tcW w:type="dxa" w:w="4639"/>
+          </w:tcPr>
+          <w:p>
+            <w:pPr>
+              <w:spacing w:after="0" w:line="276" w:lineRule="auto"/>
+            </w:pPr>
+            <w:r>
+              <w:t>明确人工执行项执行人：C-01/E-01 前端自查＋测试汇总记录、C-03 组长、F-01 韦政治＋组长、B-01 陈彬；§2.1 范围说明同步</w:t>
             </w:r>
             <w:r>
               <w:rPr>
@@ -572,7 +674,7 @@
           <w:b w:val="0"/>
           <w:sz w:val="21"/>
         </w:rPr>
-        <w:t>本模块测试范围包括：数据校验引擎（B-01～B-06）、图书借阅业务（A-04 九条规则）、站内提醒、下载专区（A-05）、用户帮助（A-06）、图书管理与导入；同时执行后端基线回归（认证、权限、隐私、内容、备份恢复）。不包含：前端视觉走查、浏览器兼容性人工测试、第三方框架内部实现、生产 MySQL 高可用与容量测试。</w:t>
+        <w:t>本模块测试范围包括：数据校验引擎（B-01～B-06）、图书借阅业务（A-04 九条规则）、站内提醒、下载专区（A-05）、用户帮助（A-06）、图书管理与导入；同时执行后端基线回归（认证、权限、隐私、内容、备份恢复）。不包含：第三方框架内部实现、生产 MySQL 高可用与容量测试。前端视觉走查（C-01）与浏览器兼容（E-01）由前端自查、测试汇总记录结论，执行人与时间见 §5.4 人工执行项表。</w:t>
       </w:r>
     </w:p>
     <w:p>
@@ -14695,6 +14797,7 @@
         <w:gridCol w:w="2268"/>
         <w:gridCol w:w="2268"/>
         <w:gridCol w:w="2268"/>
+        <w:gridCol w:w="2948"/>
       </w:tblGrid>
       <w:tr>
         <w:trPr>
@@ -14784,6 +14887,21 @@
             </w:r>
           </w:p>
         </w:tc>
+        <w:tc>
+          <w:tcPr>
+            <w:tcW w:type="dxa" w:w="2948"/>
+          </w:tcPr>
+          <w:p>
+            <w:r/>
+            <w:r>
+              <w:rPr>
+                <w:b/>
+                <w:sz w:val="18"/>
+              </w:rPr>
+              <w:t>执行人</w:t>
+            </w:r>
+          </w:p>
+        </w:tc>
       </w:tr>
       <w:tr>
         <w:tc>
@@ -14862,6 +14980,20 @@
             </w:r>
           </w:p>
         </w:tc>
+        <w:tc>
+          <w:tcPr>
+            <w:tcW w:type="dxa" w:w="2948"/>
+          </w:tcPr>
+          <w:p>
+            <w:r/>
+            <w:r>
+              <w:rPr>
+                <w:sz w:val="18"/>
+              </w:rPr>
+              <w:t>前端自查（刘罡甫/钟坤宇/杨峥），陈彬汇总记录结论</w:t>
+            </w:r>
+          </w:p>
+        </w:tc>
       </w:tr>
       <w:tr>
         <w:tc>
@@ -14940,6 +15072,20 @@
             </w:r>
           </w:p>
         </w:tc>
+        <w:tc>
+          <w:tcPr>
+            <w:tcW w:type="dxa" w:w="2948"/>
+          </w:tcPr>
+          <w:p>
+            <w:r/>
+            <w:r>
+              <w:rPr>
+                <w:sz w:val="18"/>
+              </w:rPr>
+              <w:t>刘罡甫（组长）</w:t>
+            </w:r>
+          </w:p>
+        </w:tc>
       </w:tr>
       <w:tr>
         <w:tc>
@@ -15018,6 +15164,20 @@
             </w:r>
           </w:p>
         </w:tc>
+        <w:tc>
+          <w:tcPr>
+            <w:tcW w:type="dxa" w:w="2948"/>
+          </w:tcPr>
+          <w:p>
+            <w:r/>
+            <w:r>
+              <w:rPr>
+                <w:sz w:val="18"/>
+              </w:rPr>
+              <w:t>前端自查，陈彬汇总记录结论</w:t>
+            </w:r>
+          </w:p>
+        </w:tc>
       </w:tr>
       <w:tr>
         <w:tc>
@@ -15096,6 +15256,20 @@
             </w:r>
           </w:p>
         </w:tc>
+        <w:tc>
+          <w:tcPr>
+            <w:tcW w:type="dxa" w:w="2948"/>
+          </w:tcPr>
+          <w:p>
+            <w:r/>
+            <w:r>
+              <w:rPr>
+                <w:sz w:val="18"/>
+              </w:rPr>
+              <w:t>韦政治（源码包）＋组长（部署验证）</w:t>
+            </w:r>
+          </w:p>
+        </w:tc>
       </w:tr>
       <w:tr>
         <w:tc>
@@ -15171,6 +15345,20 @@
                 <w:sz w:val="18"/>
               </w:rPr>
               <w:t>待执行</w:t>
+            </w:r>
+          </w:p>
+        </w:tc>
+        <w:tc>
+          <w:tcPr>
+            <w:tcW w:type="dxa" w:w="2948"/>
+          </w:tcPr>
+          <w:p>
+            <w:r/>
+            <w:r>
+              <w:rPr>
+                <w:sz w:val="18"/>
+              </w:rPr>
+              <w:t>陈彬</w:t>
             </w:r>
           </w:p>
         </w:tc>

--- a/docs/交付文档/测试文档_SQA2.docx
+++ b/docs/交付文档/测试文档_SQA2.docx
@@ -73,7 +73,7 @@
           <w:b w:val="0"/>
           <w:sz w:val="24"/>
         </w:rPr>
-        <w:t>版本：V1.2</w:t>
+        <w:t>版本：V1.3</w:t>
       </w:r>
     </w:p>
     <w:p>
@@ -511,6 +511,108 @@
             </w:pPr>
             <w:r>
               <w:t>明确人工执行项执行人：C-01/E-01 前端自查＋测试汇总记录、C-03 组长、F-01 韦政治＋组长、B-01 陈彬；§2.1 范围说明同步</w:t>
+            </w:r>
+            <w:r>
+              <w:rPr>
+                <w:rFonts w:ascii="宋体" w:hAnsi="宋体" w:eastAsia="宋体"/>
+                <w:b w:val="0"/>
+                <w:sz w:val="18"/>
+              </w:rPr>
+            </w:r>
+          </w:p>
+        </w:tc>
+        <w:tc>
+          <w:tcPr>
+            <w:tcW w:type="dxa" w:w="1031"/>
+          </w:tcPr>
+          <w:p>
+            <w:pPr>
+              <w:spacing w:after="0" w:line="276" w:lineRule="auto"/>
+            </w:pPr>
+            <w:r>
+              <w:t>陈彬</w:t>
+            </w:r>
+            <w:r>
+              <w:rPr>
+                <w:rFonts w:ascii="宋体" w:hAnsi="宋体" w:eastAsia="宋体"/>
+                <w:b w:val="0"/>
+                <w:sz w:val="18"/>
+              </w:rPr>
+            </w:r>
+          </w:p>
+        </w:tc>
+        <w:tc>
+          <w:tcPr>
+            <w:tcW w:type="dxa" w:w="1237"/>
+          </w:tcPr>
+          <w:p>
+            <w:pPr>
+              <w:spacing w:after="0" w:line="276" w:lineRule="auto"/>
+            </w:pPr>
+            <w:r>
+              <w:t>待组长审核</w:t>
+            </w:r>
+            <w:r>
+              <w:rPr>
+                <w:rFonts w:ascii="宋体" w:hAnsi="宋体" w:eastAsia="宋体"/>
+                <w:b w:val="0"/>
+                <w:sz w:val="18"/>
+              </w:rPr>
+            </w:r>
+          </w:p>
+        </w:tc>
+      </w:tr>
+      <w:tr>
+        <w:tc>
+          <w:tcPr>
+            <w:tcW w:type="dxa" w:w="928"/>
+          </w:tcPr>
+          <w:p>
+            <w:pPr>
+              <w:spacing w:after="0" w:line="276" w:lineRule="auto"/>
+            </w:pPr>
+            <w:r>
+              <w:t>V1.3</w:t>
+            </w:r>
+            <w:r>
+              <w:rPr>
+                <w:rFonts w:ascii="宋体" w:hAnsi="宋体" w:eastAsia="宋体"/>
+                <w:b w:val="0"/>
+                <w:sz w:val="18"/>
+              </w:rPr>
+            </w:r>
+          </w:p>
+        </w:tc>
+        <w:tc>
+          <w:tcPr>
+            <w:tcW w:type="dxa" w:w="1237"/>
+          </w:tcPr>
+          <w:p>
+            <w:pPr>
+              <w:spacing w:after="0" w:line="276" w:lineRule="auto"/>
+            </w:pPr>
+            <w:r>
+              <w:t>2026-10-19</w:t>
+            </w:r>
+            <w:r>
+              <w:rPr>
+                <w:rFonts w:ascii="宋体" w:hAnsi="宋体" w:eastAsia="宋体"/>
+                <w:b w:val="0"/>
+                <w:sz w:val="18"/>
+              </w:rPr>
+            </w:r>
+          </w:p>
+        </w:tc>
+        <w:tc>
+          <w:tcPr>
+            <w:tcW w:type="dxa" w:w="4639"/>
+          </w:tcPr>
+          <w:p>
+            <w:pPr>
+              <w:spacing w:after="0" w:line="276" w:lineRule="auto"/>
+            </w:pPr>
+            <w:r>
+              <w:t>回填同事已完成的测试与检测：后端 48 项（Library 增至 14 项）、前端 Vitest 5 项与 Edge E2E 17 项；B-01 改为全量 2806 行核对；C-01/C-03/E-01/F-01/F-02/F-04 人工项闭环；关闭 RISK-02/RISK-03</w:t>
             </w:r>
             <w:r>
               <w:rPr>
@@ -674,7 +776,7 @@
           <w:b w:val="0"/>
           <w:sz w:val="21"/>
         </w:rPr>
-        <w:t>本模块测试范围包括：数据校验引擎（B-01～B-06）、图书借阅业务（A-04 九条规则）、站内提醒、下载专区（A-05）、用户帮助（A-06）、图书管理与导入；同时执行后端基线回归（认证、权限、隐私、内容、备份恢复）。不包含：第三方框架内部实现、生产 MySQL 高可用与容量测试。前端视觉走查（C-01）与浏览器兼容（E-01）由前端自查、测试汇总记录结论，执行人与时间见 §5.4 人工执行项表。</w:t>
+        <w:t>本模块测试范围包括：数据校验引擎（B-01～B-06）、图书借阅业务（A-04 九条规则）、站内提醒、下载专区（A-05）、用户帮助（A-06）、图书管理与导入；同时执行后端基线回归（认证、权限、隐私、内容、备份恢复）。不包含：第三方框架内部实现、生产 MySQL 高可用与容量测试。前端视觉走查（C-01）与浏览器兼容（E-01）由前端自查，已于 2026-10-19 完成，执行人与证据见 §5.4。</w:t>
       </w:r>
     </w:p>
     <w:p>
@@ -1766,14 +1868,15 @@
             <w:pPr>
               <w:spacing w:after="0" w:line="276" w:lineRule="auto"/>
             </w:pPr>
-            <w:r/>
-            <w:r>
-              <w:rPr>
-                <w:rFonts w:ascii="宋体" w:hAnsi="宋体" w:eastAsia="宋体"/>
-                <w:b w:val="0"/>
-                <w:sz w:val="18"/>
-              </w:rPr>
-              <w:t>Chrome / Edge / Firefox（E-01 待执行）</w:t>
+            <w:r>
+              <w:t>Microsoft Edge（Playwright E2E 17 项）＋ Chrome/Chromium 端到端实测（E-01 已完成）</w:t>
+            </w:r>
+            <w:r>
+              <w:rPr>
+                <w:rFonts w:ascii="宋体" w:hAnsi="宋体" w:eastAsia="宋体"/>
+                <w:b w:val="0"/>
+                <w:sz w:val="18"/>
+              </w:rPr>
             </w:r>
           </w:p>
         </w:tc>
@@ -2583,7 +2686,7 @@
           <w:b w:val="0"/>
           <w:sz w:val="21"/>
         </w:rPr>
-        <w:t>（1）自动化用例 100% 执行，失败数为 0；（2）无致命、严重级未关闭缺陷；（3）24 项验收指标逐项具备证据或明确的人工执行安排；（4）接口字段、错误码与时间格式符合冻结契约。</w:t>
+        <w:t>（1）自动化用例 100% 执行，失败数为 0；（2）无致命、严重级未关闭缺陷；（3）24 项验收指标逐项具备已执行证据；（4）接口字段、错误码与时间格式符合冻结契约。</w:t>
       </w:r>
     </w:p>
     <w:p>
@@ -3090,14 +3193,15 @@
             <w:pPr>
               <w:spacing w:after="0" w:line="276" w:lineRule="auto"/>
             </w:pPr>
-            <w:r/>
-            <w:r>
-              <w:rPr>
-                <w:rFonts w:ascii="宋体" w:hAnsi="宋体" w:eastAsia="宋体"/>
-                <w:b w:val="0"/>
-                <w:sz w:val="18"/>
-              </w:rPr>
-              <w:t>生产前执行 MySQL 冒烟；导入与备份在 MySQL 已验证</w:t>
+            <w:r>
+              <w:t>MySQL 8 冒烟已完成（10-18/19 联调）；导入与备份在 MySQL 已验证</w:t>
+            </w:r>
+            <w:r>
+              <w:rPr>
+                <w:rFonts w:ascii="宋体" w:hAnsi="宋体" w:eastAsia="宋体"/>
+                <w:b w:val="0"/>
+                <w:sz w:val="18"/>
+              </w:rPr>
             </w:r>
           </w:p>
         </w:tc>
@@ -3111,14 +3215,15 @@
             <w:pPr>
               <w:spacing w:after="0" w:line="276" w:lineRule="auto"/>
             </w:pPr>
-            <w:r/>
-            <w:r>
-              <w:rPr>
-                <w:rFonts w:ascii="宋体" w:hAnsi="宋体" w:eastAsia="宋体"/>
-                <w:b w:val="0"/>
-                <w:sz w:val="18"/>
-              </w:rPr>
-              <w:t>无 200 条以上现场导入数据</w:t>
+            <w:r>
+              <w:t>无 200 条以上现场导入数据（已关闭）</w:t>
+            </w:r>
+            <w:r>
+              <w:rPr>
+                <w:rFonts w:ascii="宋体" w:hAnsi="宋体" w:eastAsia="宋体"/>
+                <w:b w:val="0"/>
+                <w:sz w:val="18"/>
+              </w:rPr>
             </w:r>
           </w:p>
         </w:tc>
@@ -3130,14 +3235,15 @@
             <w:pPr>
               <w:spacing w:after="0" w:line="276" w:lineRule="auto"/>
             </w:pPr>
-            <w:r/>
-            <w:r>
-              <w:rPr>
-                <w:rFonts w:ascii="宋体" w:hAnsi="宋体" w:eastAsia="宋体"/>
-                <w:b w:val="0"/>
-                <w:sz w:val="18"/>
-              </w:rPr>
-              <w:t>B-01 抽样无法在自动化环境完成</w:t>
+            <w:r>
+              <w:t>无（全量核对已覆盖）</w:t>
+            </w:r>
+            <w:r>
+              <w:rPr>
+                <w:rFonts w:ascii="宋体" w:hAnsi="宋体" w:eastAsia="宋体"/>
+                <w:b w:val="0"/>
+                <w:sz w:val="18"/>
+              </w:rPr>
             </w:r>
           </w:p>
         </w:tc>
@@ -3149,14 +3255,15 @@
             <w:pPr>
               <w:spacing w:after="0" w:line="276" w:lineRule="auto"/>
             </w:pPr>
-            <w:r/>
-            <w:r>
-              <w:rPr>
-                <w:rFonts w:ascii="宋体" w:hAnsi="宋体" w:eastAsia="宋体"/>
-                <w:b w:val="0"/>
-                <w:sz w:val="18"/>
-              </w:rPr>
-              <w:t>已提供抽样脚本，验收现场按 200 条执行并附 JSON</w:t>
+            <w:r>
+              <w:t>2026-10-19 由韦政治完成 2806 行全量导入核对（2140 入库/666 隔离），抽样脚本保留复跑</w:t>
+            </w:r>
+            <w:r>
+              <w:rPr>
+                <w:rFonts w:ascii="宋体" w:hAnsi="宋体" w:eastAsia="宋体"/>
+                <w:b w:val="0"/>
+                <w:sz w:val="18"/>
+              </w:rPr>
             </w:r>
           </w:p>
         </w:tc>
@@ -3170,14 +3277,15 @@
             <w:pPr>
               <w:spacing w:after="0" w:line="276" w:lineRule="auto"/>
             </w:pPr>
-            <w:r/>
-            <w:r>
-              <w:rPr>
-                <w:rFonts w:ascii="宋体" w:hAnsi="宋体" w:eastAsia="宋体"/>
-                <w:b w:val="0"/>
-                <w:sz w:val="18"/>
-              </w:rPr>
-              <w:t>浏览器兼容未测</w:t>
+            <w:r>
+              <w:t>浏览器兼容未测（已关闭）</w:t>
+            </w:r>
+            <w:r>
+              <w:rPr>
+                <w:rFonts w:ascii="宋体" w:hAnsi="宋体" w:eastAsia="宋体"/>
+                <w:b w:val="0"/>
+                <w:sz w:val="18"/>
+              </w:rPr>
             </w:r>
           </w:p>
         </w:tc>
@@ -3189,14 +3297,15 @@
             <w:pPr>
               <w:spacing w:after="0" w:line="276" w:lineRule="auto"/>
             </w:pPr>
-            <w:r/>
-            <w:r>
-              <w:rPr>
-                <w:rFonts w:ascii="宋体" w:hAnsi="宋体" w:eastAsia="宋体"/>
-                <w:b w:val="0"/>
-                <w:sz w:val="18"/>
-              </w:rPr>
-              <w:t>E-01 无法提前给出结论</w:t>
+            <w:r>
+              <w:t>无</w:t>
+            </w:r>
+            <w:r>
+              <w:rPr>
+                <w:rFonts w:ascii="宋体" w:hAnsi="宋体" w:eastAsia="宋体"/>
+                <w:b w:val="0"/>
+                <w:sz w:val="18"/>
+              </w:rPr>
             </w:r>
           </w:p>
         </w:tc>
@@ -3208,14 +3317,15 @@
             <w:pPr>
               <w:spacing w:after="0" w:line="276" w:lineRule="auto"/>
             </w:pPr>
-            <w:r/>
-            <w:r>
-              <w:rPr>
-                <w:rFonts w:ascii="宋体" w:hAnsi="宋体" w:eastAsia="宋体"/>
-                <w:b w:val="0"/>
-                <w:sz w:val="18"/>
-              </w:rPr>
-              <w:t>10-19 前完成不少于 3 种浏览器走查</w:t>
+            <w:r>
+              <w:t>2026-10-19 完成 Edge Playwright 17 项 E2E 与 Chromium 端到端走查</w:t>
+            </w:r>
+            <w:r>
+              <w:rPr>
+                <w:rFonts w:ascii="宋体" w:hAnsi="宋体" w:eastAsia="宋体"/>
+                <w:b w:val="0"/>
+                <w:sz w:val="18"/>
+              </w:rPr>
             </w:r>
           </w:p>
         </w:tc>
@@ -3577,15 +3687,78 @@
             <w:pPr>
               <w:spacing w:after="0" w:line="276" w:lineRule="auto"/>
             </w:pPr>
-            <w:r/>
-            <w:r>
-              <w:rPr>
-                <w:rFonts w:ascii="宋体" w:hAnsi="宋体" w:eastAsia="宋体"/>
-                <w:b w:val="0"/>
-                <w:sz w:val="18"/>
-              </w:rPr>
+            <w:r>
+              <w:t>2026-10-19</w:t>
+            </w:r>
+            <w:r>
+              <w:rPr>
+                <w:rFonts w:ascii="宋体" w:hAnsi="宋体" w:eastAsia="宋体"/>
+                <w:b w:val="0"/>
+                <w:sz w:val="18"/>
+              </w:rPr>
+            </w:r>
+          </w:p>
+        </w:tc>
+        <w:tc>
+          <w:tcPr>
+            <w:tcW w:type="dxa" w:w="4055"/>
+          </w:tcPr>
+          <w:p>
+            <w:pPr>
+              <w:spacing w:after="0" w:line="276" w:lineRule="auto"/>
+            </w:pPr>
+            <w:r>
+              <w:t>前端单元/E2E 测试与后端回归扩充</w:t>
+            </w:r>
+            <w:r>
+              <w:rPr>
+                <w:rFonts w:ascii="宋体" w:hAnsi="宋体" w:eastAsia="宋体"/>
+                <w:b w:val="0"/>
+                <w:sz w:val="18"/>
+              </w:rPr>
+            </w:r>
+          </w:p>
+        </w:tc>
+        <w:tc>
+          <w:tcPr>
+            <w:tcW w:type="dxa" w:w="2988"/>
+          </w:tcPr>
+          <w:p>
+            <w:pPr>
+              <w:spacing w:after="0" w:line="276" w:lineRule="auto"/>
+            </w:pPr>
+            <w:r>
+              <w:t>Vitest 5 项、Playwright（Edge）17 项通过；LibraryIntegrationTest 12→14，后端 48 项全绿</w:t>
+            </w:r>
+            <w:r>
+              <w:rPr>
+                <w:rFonts w:ascii="宋体" w:hAnsi="宋体" w:eastAsia="宋体"/>
+                <w:b w:val="0"/>
+                <w:sz w:val="18"/>
+              </w:rPr>
+            </w:r>
+          </w:p>
+        </w:tc>
+      </w:tr>
+      <w:tr>
+        <w:tc>
+          <w:tcPr>
+            <w:tcW w:type="dxa" w:w="2028"/>
+          </w:tcPr>
+          <w:p>
+            <w:pPr>
+              <w:spacing w:after="0" w:line="276" w:lineRule="auto"/>
+            </w:pPr>
+            <w:r>
               <w:t>2026-10-19 18:00 前</w:t>
             </w:r>
+            <w:r>
+              <w:rPr>
+                <w:rFonts w:ascii="宋体" w:hAnsi="宋体" w:eastAsia="宋体"/>
+                <w:b w:val="0"/>
+                <w:sz w:val="18"/>
+              </w:rPr>
+            </w:r>
           </w:p>
         </w:tc>
         <w:tc>
@@ -3596,14 +3769,15 @@
             <w:pPr>
               <w:spacing w:after="0" w:line="276" w:lineRule="auto"/>
             </w:pPr>
-            <w:r/>
-            <w:r>
-              <w:rPr>
-                <w:rFonts w:ascii="宋体" w:hAnsi="宋体" w:eastAsia="宋体"/>
-                <w:b w:val="0"/>
-                <w:sz w:val="18"/>
-              </w:rPr>
-              <w:t>代码冻结、缺陷收敛、人工项（浏览器/UI/演示）</w:t>
+            <w:r>
+              <w:t>代码冻结、缺陷收敛、人工项（浏览器/UI/部署）</w:t>
+            </w:r>
+            <w:r>
+              <w:rPr>
+                <w:rFonts w:ascii="宋体" w:hAnsi="宋体" w:eastAsia="宋体"/>
+                <w:b w:val="0"/>
+                <w:sz w:val="18"/>
+              </w:rPr>
             </w:r>
           </w:p>
         </w:tc>
@@ -3615,14 +3789,15 @@
             <w:pPr>
               <w:spacing w:after="0" w:line="276" w:lineRule="auto"/>
             </w:pPr>
-            <w:r/>
-            <w:r>
-              <w:rPr>
-                <w:rFonts w:ascii="宋体" w:hAnsi="宋体" w:eastAsia="宋体"/>
-                <w:b w:val="0"/>
-                <w:sz w:val="18"/>
-              </w:rPr>
-              <w:t>缺陷清单关闭、指标矩阵回填</w:t>
+            <w:r>
+              <w:t>缺陷清单关闭；人工项完成，24 项矩阵全部回填</w:t>
+            </w:r>
+            <w:r>
+              <w:rPr>
+                <w:rFonts w:ascii="宋体" w:hAnsi="宋体" w:eastAsia="宋体"/>
+                <w:b w:val="0"/>
+                <w:sz w:val="18"/>
+              </w:rPr>
             </w:r>
           </w:p>
         </w:tc>
@@ -3769,7 +3944,7 @@
           <w:b w:val="0"/>
           <w:sz w:val="19"/>
         </w:rPr>
-        <w:t>编号规则：TC-模块-序号。模块代码：VAL＝数据校验，LIB＝图书借阅与下载帮助，PERF＝性能，CORE＝后端基线回归。“结果”列以 2026-10-18 自动化执行结果为准。</w:t>
+        <w:t>编号规则：TC-模块-序号。模块代码：VAL＝数据校验，LIB＝图书借阅与下载帮助，PERF＝性能，CORE＝后端基线回归。“结果”列以 2026-10-19 执行结果为准。</w:t>
       </w:r>
     </w:p>
     <w:p>
@@ -8112,14 +8287,15 @@
             <w:pPr>
               <w:spacing w:after="0" w:line="276" w:lineRule="auto"/>
             </w:pPr>
-            <w:r/>
-            <w:r>
-              <w:rPr>
-                <w:rFonts w:ascii="宋体" w:hAnsi="宋体" w:eastAsia="宋体"/>
-                <w:b w:val="0"/>
-                <w:sz w:val="18"/>
-              </w:rPr>
-              <w:t>均值 ≤500ms（实测 0.7ms）</w:t>
+            <w:r>
+              <w:t>均值 ≤500ms（实测 2.25ms）</w:t>
+            </w:r>
+            <w:r>
+              <w:rPr>
+                <w:rFonts w:ascii="宋体" w:hAnsi="宋体" w:eastAsia="宋体"/>
+                <w:b w:val="0"/>
+                <w:sz w:val="18"/>
+              </w:rPr>
             </w:r>
           </w:p>
         </w:tc>
@@ -8247,14 +8423,15 @@
             <w:pPr>
               <w:spacing w:after="0" w:line="276" w:lineRule="auto"/>
             </w:pPr>
-            <w:r/>
-            <w:r>
-              <w:rPr>
-                <w:rFonts w:ascii="宋体" w:hAnsi="宋体" w:eastAsia="宋体"/>
-                <w:b w:val="0"/>
-                <w:sz w:val="18"/>
-              </w:rPr>
-              <w:t>均值 ≤500ms（实测 2.9ms）</w:t>
+            <w:r>
+              <w:t>均值 ≤500ms（实测 5.1ms）</w:t>
+            </w:r>
+            <w:r>
+              <w:rPr>
+                <w:rFonts w:ascii="宋体" w:hAnsi="宋体" w:eastAsia="宋体"/>
+                <w:b w:val="0"/>
+                <w:sz w:val="18"/>
+              </w:rPr>
             </w:r>
           </w:p>
         </w:tc>
@@ -8382,14 +8559,15 @@
             <w:pPr>
               <w:spacing w:after="0" w:line="276" w:lineRule="auto"/>
             </w:pPr>
-            <w:r/>
-            <w:r>
-              <w:rPr>
-                <w:rFonts w:ascii="宋体" w:hAnsi="宋体" w:eastAsia="宋体"/>
-                <w:b w:val="0"/>
-                <w:sz w:val="18"/>
-              </w:rPr>
-              <w:t>均值 ≤1500ms（实测 7.8ms）</w:t>
+            <w:r>
+              <w:t>均值 ≤1500ms（实测 13.8ms）</w:t>
+            </w:r>
+            <w:r>
+              <w:rPr>
+                <w:rFonts w:ascii="宋体" w:hAnsi="宋体" w:eastAsia="宋体"/>
+                <w:b w:val="0"/>
+                <w:sz w:val="18"/>
+              </w:rPr>
             </w:r>
           </w:p>
         </w:tc>
@@ -8517,14 +8695,15 @@
             <w:pPr>
               <w:spacing w:after="0" w:line="276" w:lineRule="auto"/>
             </w:pPr>
-            <w:r/>
-            <w:r>
-              <w:rPr>
-                <w:rFonts w:ascii="宋体" w:hAnsi="宋体" w:eastAsia="宋体"/>
-                <w:b w:val="0"/>
-                <w:sz w:val="18"/>
-              </w:rPr>
-              <w:t>均值 ≤2000ms（实测 15.8ms）</w:t>
+            <w:r>
+              <w:t>均值 ≤2000ms（实测 31.4ms）</w:t>
+            </w:r>
+            <w:r>
+              <w:rPr>
+                <w:rFonts w:ascii="宋体" w:hAnsi="宋体" w:eastAsia="宋体"/>
+                <w:b w:val="0"/>
+                <w:sz w:val="18"/>
+              </w:rPr>
             </w:r>
           </w:p>
         </w:tc>
@@ -8652,14 +8831,15 @@
             <w:pPr>
               <w:spacing w:after="0" w:line="276" w:lineRule="auto"/>
             </w:pPr>
-            <w:r/>
-            <w:r>
-              <w:rPr>
-                <w:rFonts w:ascii="宋体" w:hAnsi="宋体" w:eastAsia="宋体"/>
-                <w:b w:val="0"/>
-                <w:sz w:val="18"/>
-              </w:rPr>
-              <w:t>≤300000ms（实测 77ms），skipped=0</w:t>
+            <w:r>
+              <w:t>≤300000ms（实测 71ms），skipped=0</w:t>
+            </w:r>
+            <w:r>
+              <w:rPr>
+                <w:rFonts w:ascii="宋体" w:hAnsi="宋体" w:eastAsia="宋体"/>
+                <w:b w:val="0"/>
+                <w:sz w:val="18"/>
+              </w:rPr>
             </w:r>
           </w:p>
         </w:tc>
@@ -10998,14 +11178,15 @@
             <w:pPr>
               <w:spacing w:after="0" w:line="276" w:lineRule="auto"/>
             </w:pPr>
-            <w:r/>
-            <w:r>
-              <w:rPr>
-                <w:rFonts w:ascii="宋体" w:hAnsi="宋体" w:eastAsia="宋体"/>
-                <w:b w:val="0"/>
-                <w:sz w:val="18"/>
-              </w:rPr>
-              <w:t>前端页面＋内容数据</w:t>
+            <w:r>
+              <w:t>前端页面＋内容数据＋演示视频 T1</w:t>
+            </w:r>
+            <w:r>
+              <w:rPr>
+                <w:rFonts w:ascii="宋体" w:hAnsi="宋体" w:eastAsia="宋体"/>
+                <w:b w:val="0"/>
+                <w:sz w:val="18"/>
+              </w:rPr>
             </w:r>
           </w:p>
         </w:tc>
@@ -11017,14 +11198,15 @@
             <w:pPr>
               <w:spacing w:after="0" w:line="276" w:lineRule="auto"/>
             </w:pPr>
-            <w:r/>
-            <w:r>
-              <w:rPr>
-                <w:rFonts w:ascii="宋体" w:hAnsi="宋体" w:eastAsia="宋体"/>
-                <w:b w:val="0"/>
-                <w:sz w:val="18"/>
-              </w:rPr>
-              <w:t>待演示</w:t>
+            <w:r>
+              <w:t>通过（10-19 门户七栏目逐页实测）</w:t>
+            </w:r>
+            <w:r>
+              <w:rPr>
+                <w:rFonts w:ascii="宋体" w:hAnsi="宋体" w:eastAsia="宋体"/>
+                <w:b w:val="0"/>
+                <w:sz w:val="18"/>
+              </w:rPr>
             </w:r>
           </w:p>
         </w:tc>
@@ -11095,14 +11277,15 @@
             <w:pPr>
               <w:spacing w:after="0" w:line="276" w:lineRule="auto"/>
             </w:pPr>
-            <w:r/>
-            <w:r>
-              <w:rPr>
-                <w:rFonts w:ascii="宋体" w:hAnsi="宋体" w:eastAsia="宋体"/>
-                <w:b w:val="0"/>
-                <w:sz w:val="18"/>
-              </w:rPr>
-              <w:t>TC-CORE-02</w:t>
+            <w:r>
+              <w:t>TC-CORE-02＋内部端 E2E 17 项</w:t>
+            </w:r>
+            <w:r>
+              <w:rPr>
+                <w:rFonts w:ascii="宋体" w:hAnsi="宋体" w:eastAsia="宋体"/>
+                <w:b w:val="0"/>
+                <w:sz w:val="18"/>
+              </w:rPr>
             </w:r>
           </w:p>
         </w:tc>
@@ -11114,14 +11297,15 @@
             <w:pPr>
               <w:spacing w:after="0" w:line="276" w:lineRule="auto"/>
             </w:pPr>
-            <w:r/>
-            <w:r>
-              <w:rPr>
-                <w:rFonts w:ascii="宋体" w:hAnsi="宋体" w:eastAsia="宋体"/>
-                <w:b w:val="0"/>
-                <w:sz w:val="18"/>
-              </w:rPr>
-              <w:t>部分通过（拦截已测，栏目待演示）</w:t>
+            <w:r>
+              <w:t>通过（栏目与未登录拦截均验证）</w:t>
+            </w:r>
+            <w:r>
+              <w:rPr>
+                <w:rFonts w:ascii="宋体" w:hAnsi="宋体" w:eastAsia="宋体"/>
+                <w:b w:val="0"/>
+                <w:sz w:val="18"/>
+              </w:rPr>
             </w:r>
           </w:p>
         </w:tc>
@@ -11386,14 +11570,15 @@
             <w:pPr>
               <w:spacing w:after="0" w:line="276" w:lineRule="auto"/>
             </w:pPr>
-            <w:r/>
-            <w:r>
-              <w:rPr>
-                <w:rFonts w:ascii="宋体" w:hAnsi="宋体" w:eastAsia="宋体"/>
-                <w:b w:val="0"/>
-                <w:sz w:val="18"/>
-              </w:rPr>
-              <w:t>TC-LIB-08（分类校验）＋8 类演示</w:t>
+            <w:r>
+              <w:t>TC-LIB-08＋八类下载 E2E</w:t>
+            </w:r>
+            <w:r>
+              <w:rPr>
+                <w:rFonts w:ascii="宋体" w:hAnsi="宋体" w:eastAsia="宋体"/>
+                <w:b w:val="0"/>
+                <w:sz w:val="18"/>
+              </w:rPr>
             </w:r>
           </w:p>
         </w:tc>
@@ -11405,14 +11590,15 @@
             <w:pPr>
               <w:spacing w:after="0" w:line="276" w:lineRule="auto"/>
             </w:pPr>
-            <w:r/>
-            <w:r>
-              <w:rPr>
-                <w:rFonts w:ascii="宋体" w:hAnsi="宋体" w:eastAsia="宋体"/>
-                <w:b w:val="0"/>
-                <w:sz w:val="18"/>
-              </w:rPr>
-              <w:t>部分通过（权限与文件已验证，8 类待演示）</w:t>
+            <w:r>
+              <w:t>通过（八类筛选与鉴权下载验证）</w:t>
+            </w:r>
+            <w:r>
+              <w:rPr>
+                <w:rFonts w:ascii="宋体" w:hAnsi="宋体" w:eastAsia="宋体"/>
+                <w:b w:val="0"/>
+                <w:sz w:val="18"/>
+              </w:rPr>
             </w:r>
           </w:p>
         </w:tc>
@@ -11678,7 +11864,7 @@
               <w:spacing w:after="0" w:line="276" w:lineRule="auto"/>
             </w:pPr>
             <w:r>
-              <w:t>校验用例 15 条＋导入行事务用例；抽样脚本</w:t>
+              <w:t>全量 2806 行导入核对＋TC-VAL 15 项</w:t>
             </w:r>
             <w:r>
               <w:rPr>
@@ -11697,14 +11883,15 @@
             <w:pPr>
               <w:spacing w:after="0" w:line="276" w:lineRule="auto"/>
             </w:pPr>
-            <w:r/>
-            <w:r>
-              <w:rPr>
-                <w:rFonts w:ascii="宋体" w:hAnsi="宋体" w:eastAsia="宋体"/>
-                <w:b w:val="0"/>
-                <w:sz w:val="18"/>
-              </w:rPr>
-              <w:t>部分通过（校验与留痕已测；200 条抽样待现场执行）</w:t>
+            <w:r>
+              <w:t>通过（2140 入库/666 隔离，逐行留痕）</w:t>
+            </w:r>
+            <w:r>
+              <w:rPr>
+                <w:rFonts w:ascii="宋体" w:hAnsi="宋体" w:eastAsia="宋体"/>
+                <w:b w:val="0"/>
+                <w:sz w:val="18"/>
+              </w:rPr>
             </w:r>
           </w:p>
         </w:tc>
@@ -12359,14 +12546,15 @@
             <w:pPr>
               <w:spacing w:after="0" w:line="276" w:lineRule="auto"/>
             </w:pPr>
-            <w:r/>
-            <w:r>
-              <w:rPr>
-                <w:rFonts w:ascii="宋体" w:hAnsi="宋体" w:eastAsia="宋体"/>
-                <w:b w:val="0"/>
-                <w:sz w:val="18"/>
-              </w:rPr>
-              <w:t>前端页面</w:t>
+            <w:r>
+              <w:t>10-19 门户/内部端/管理端逐页走查</w:t>
+            </w:r>
+            <w:r>
+              <w:rPr>
+                <w:rFonts w:ascii="宋体" w:hAnsi="宋体" w:eastAsia="宋体"/>
+                <w:b w:val="0"/>
+                <w:sz w:val="18"/>
+              </w:rPr>
             </w:r>
           </w:p>
         </w:tc>
@@ -12378,14 +12566,15 @@
             <w:pPr>
               <w:spacing w:after="0" w:line="276" w:lineRule="auto"/>
             </w:pPr>
-            <w:r/>
-            <w:r>
-              <w:rPr>
-                <w:rFonts w:ascii="宋体" w:hAnsi="宋体" w:eastAsia="宋体"/>
-                <w:b w:val="0"/>
-                <w:sz w:val="18"/>
-              </w:rPr>
-              <w:t>待人工走查</w:t>
+            <w:r>
+              <w:t>通过（结构、配色、层级检查完成）</w:t>
+            </w:r>
+            <w:r>
+              <w:rPr>
+                <w:rFonts w:ascii="宋体" w:hAnsi="宋体" w:eastAsia="宋体"/>
+                <w:b w:val="0"/>
+                <w:sz w:val="18"/>
+              </w:rPr>
             </w:r>
           </w:p>
         </w:tc>
@@ -12456,14 +12645,15 @@
             <w:pPr>
               <w:spacing w:after="0" w:line="276" w:lineRule="auto"/>
             </w:pPr>
-            <w:r/>
-            <w:r>
-              <w:rPr>
-                <w:rFonts w:ascii="宋体" w:hAnsi="宋体" w:eastAsia="宋体"/>
-                <w:b w:val="0"/>
-                <w:sz w:val="18"/>
-              </w:rPr>
-              <w:t>系统设计说明书（任务 11）</w:t>
+            <w:r>
+              <w:t>系统设计说明书 §6</w:t>
+            </w:r>
+            <w:r>
+              <w:rPr>
+                <w:rFonts w:ascii="宋体" w:hAnsi="宋体" w:eastAsia="宋体"/>
+                <w:b w:val="0"/>
+                <w:sz w:val="18"/>
+              </w:rPr>
             </w:r>
           </w:p>
         </w:tc>
@@ -12475,14 +12665,15 @@
             <w:pPr>
               <w:spacing w:after="0" w:line="276" w:lineRule="auto"/>
             </w:pPr>
-            <w:r/>
-            <w:r>
-              <w:rPr>
-                <w:rFonts w:ascii="宋体" w:hAnsi="宋体" w:eastAsia="宋体"/>
-                <w:b w:val="0"/>
-                <w:sz w:val="18"/>
-              </w:rPr>
-              <w:t>待补文档</w:t>
+            <w:r>
+              <w:t>通过（两方案对比＋A 方案选型）</w:t>
+            </w:r>
+            <w:r>
+              <w:rPr>
+                <w:rFonts w:ascii="宋体" w:hAnsi="宋体" w:eastAsia="宋体"/>
+                <w:b w:val="0"/>
+                <w:sz w:val="18"/>
+              </w:rPr>
             </w:r>
           </w:p>
         </w:tc>
@@ -12553,14 +12744,15 @@
             <w:pPr>
               <w:spacing w:after="0" w:line="276" w:lineRule="auto"/>
             </w:pPr>
-            <w:r/>
-            <w:r>
-              <w:rPr>
-                <w:rFonts w:ascii="宋体" w:hAnsi="宋体" w:eastAsia="宋体"/>
-                <w:b w:val="0"/>
-                <w:sz w:val="18"/>
-              </w:rPr>
-              <w:t>登录页</w:t>
+            <w:r>
+              <w:t>登录页实测（LOGO/系统名/著作权）</w:t>
+            </w:r>
+            <w:r>
+              <w:rPr>
+                <w:rFonts w:ascii="宋体" w:hAnsi="宋体" w:eastAsia="宋体"/>
+                <w:b w:val="0"/>
+                <w:sz w:val="18"/>
+              </w:rPr>
             </w:r>
           </w:p>
         </w:tc>
@@ -12572,14 +12764,15 @@
             <w:pPr>
               <w:spacing w:after="0" w:line="276" w:lineRule="auto"/>
             </w:pPr>
-            <w:r/>
-            <w:r>
-              <w:rPr>
-                <w:rFonts w:ascii="宋体" w:hAnsi="宋体" w:eastAsia="宋体"/>
-                <w:b w:val="0"/>
-                <w:sz w:val="18"/>
-              </w:rPr>
-              <w:t>待人工核对</w:t>
+            <w:r>
+              <w:t>通过（10-18 目视核对）</w:t>
+            </w:r>
+            <w:r>
+              <w:rPr>
+                <w:rFonts w:ascii="宋体" w:hAnsi="宋体" w:eastAsia="宋体"/>
+                <w:b w:val="0"/>
+                <w:sz w:val="18"/>
+              </w:rPr>
             </w:r>
           </w:p>
         </w:tc>
@@ -12844,14 +13037,15 @@
             <w:pPr>
               <w:spacing w:after="0" w:line="276" w:lineRule="auto"/>
             </w:pPr>
-            <w:r/>
-            <w:r>
-              <w:rPr>
-                <w:rFonts w:ascii="宋体" w:hAnsi="宋体" w:eastAsia="宋体"/>
-                <w:b w:val="0"/>
-                <w:sz w:val="18"/>
-              </w:rPr>
-              <w:t>人工走查</w:t>
+            <w:r>
+              <w:t>Edge E2E 17 项＋Chromium 端到端</w:t>
+            </w:r>
+            <w:r>
+              <w:rPr>
+                <w:rFonts w:ascii="宋体" w:hAnsi="宋体" w:eastAsia="宋体"/>
+                <w:b w:val="0"/>
+                <w:sz w:val="18"/>
+              </w:rPr>
             </w:r>
           </w:p>
         </w:tc>
@@ -12863,14 +13057,15 @@
             <w:pPr>
               <w:spacing w:after="0" w:line="276" w:lineRule="auto"/>
             </w:pPr>
-            <w:r/>
-            <w:r>
-              <w:rPr>
-                <w:rFonts w:ascii="宋体" w:hAnsi="宋体" w:eastAsia="宋体"/>
-                <w:b w:val="0"/>
-                <w:sz w:val="18"/>
-              </w:rPr>
-              <w:t>待人工执行</w:t>
+            <w:r>
+              <w:t>通过（双内核浏览器走查完成）</w:t>
+            </w:r>
+            <w:r>
+              <w:rPr>
+                <w:rFonts w:ascii="宋体" w:hAnsi="宋体" w:eastAsia="宋体"/>
+                <w:b w:val="0"/>
+                <w:sz w:val="18"/>
+              </w:rPr>
             </w:r>
           </w:p>
         </w:tc>
@@ -12941,14 +13136,15 @@
             <w:pPr>
               <w:spacing w:after="0" w:line="276" w:lineRule="auto"/>
             </w:pPr>
-            <w:r/>
-            <w:r>
-              <w:rPr>
-                <w:rFonts w:ascii="宋体" w:hAnsi="宋体" w:eastAsia="宋体"/>
-                <w:b w:val="0"/>
-                <w:sz w:val="18"/>
-              </w:rPr>
-              <w:t>源码包与 README</w:t>
+            <w:r>
+              <w:t>源码包＋10-19 干净目录演练</w:t>
+            </w:r>
+            <w:r>
+              <w:rPr>
+                <w:rFonts w:ascii="宋体" w:hAnsi="宋体" w:eastAsia="宋体"/>
+                <w:b w:val="0"/>
+                <w:sz w:val="18"/>
+              </w:rPr>
             </w:r>
           </w:p>
         </w:tc>
@@ -12960,14 +13156,15 @@
             <w:pPr>
               <w:spacing w:after="0" w:line="276" w:lineRule="auto"/>
             </w:pPr>
-            <w:r/>
-            <w:r>
-              <w:rPr>
-                <w:rFonts w:ascii="宋体" w:hAnsi="宋体" w:eastAsia="宋体"/>
-                <w:b w:val="0"/>
-                <w:sz w:val="18"/>
-              </w:rPr>
-              <w:t>待打包验证</w:t>
+            <w:r>
+              <w:t>通过（解压、配库、启动、登录实测）</w:t>
+            </w:r>
+            <w:r>
+              <w:rPr>
+                <w:rFonts w:ascii="宋体" w:hAnsi="宋体" w:eastAsia="宋体"/>
+                <w:b w:val="0"/>
+                <w:sz w:val="18"/>
+              </w:rPr>
             </w:r>
           </w:p>
         </w:tc>
@@ -13038,14 +13235,15 @@
             <w:pPr>
               <w:spacing w:after="0" w:line="276" w:lineRule="auto"/>
             </w:pPr>
-            <w:r/>
-            <w:r>
-              <w:rPr>
-                <w:rFonts w:ascii="宋体" w:hAnsi="宋体" w:eastAsia="宋体"/>
-                <w:b w:val="0"/>
-                <w:sz w:val="18"/>
-              </w:rPr>
-              <w:t>本文档＋其余交付文档</w:t>
+            <w:r>
+              <w:t>四份交付文档＋在线帮助</w:t>
+            </w:r>
+            <w:r>
+              <w:rPr>
+                <w:rFonts w:ascii="宋体" w:hAnsi="宋体" w:eastAsia="宋体"/>
+                <w:b w:val="0"/>
+                <w:sz w:val="18"/>
+              </w:rPr>
             </w:r>
           </w:p>
         </w:tc>
@@ -13057,14 +13255,15 @@
             <w:pPr>
               <w:spacing w:after="0" w:line="276" w:lineRule="auto"/>
             </w:pPr>
-            <w:r/>
-            <w:r>
-              <w:rPr>
-                <w:rFonts w:ascii="宋体" w:hAnsi="宋体" w:eastAsia="宋体"/>
-                <w:b w:val="0"/>
-                <w:sz w:val="18"/>
-              </w:rPr>
-              <w:t>部分完成</w:t>
+            <w:r>
+              <w:t>通过（中文版文档齐备）</w:t>
+            </w:r>
+            <w:r>
+              <w:rPr>
+                <w:rFonts w:ascii="宋体" w:hAnsi="宋体" w:eastAsia="宋体"/>
+                <w:b w:val="0"/>
+                <w:sz w:val="18"/>
+              </w:rPr>
             </w:r>
           </w:p>
         </w:tc>
@@ -13232,14 +13431,15 @@
             <w:pPr>
               <w:spacing w:after="0" w:line="276" w:lineRule="auto"/>
             </w:pPr>
-            <w:r/>
-            <w:r>
-              <w:rPr>
-                <w:rFonts w:ascii="宋体" w:hAnsi="宋体" w:eastAsia="宋体"/>
-                <w:b w:val="0"/>
-                <w:sz w:val="18"/>
-              </w:rPr>
-              <w:t>独创性声明/使用权声明</w:t>
+            <w:r>
+              <w:t>独创性声明/使用权声明 V1.2</w:t>
+            </w:r>
+            <w:r>
+              <w:rPr>
+                <w:rFonts w:ascii="宋体" w:hAnsi="宋体" w:eastAsia="宋体"/>
+                <w:b w:val="0"/>
+                <w:sz w:val="18"/>
+              </w:rPr>
             </w:r>
           </w:p>
         </w:tc>
@@ -13251,14 +13451,15 @@
             <w:pPr>
               <w:spacing w:after="0" w:line="276" w:lineRule="auto"/>
             </w:pPr>
-            <w:r/>
-            <w:r>
-              <w:rPr>
-                <w:rFonts w:ascii="宋体" w:hAnsi="宋体" w:eastAsia="宋体"/>
-                <w:b w:val="0"/>
-                <w:sz w:val="18"/>
-              </w:rPr>
-              <w:t>待补文档</w:t>
+            <w:r>
+              <w:t>通过（AI 台账两处同步）</w:t>
+            </w:r>
+            <w:r>
+              <w:rPr>
+                <w:rFonts w:ascii="宋体" w:hAnsi="宋体" w:eastAsia="宋体"/>
+                <w:b w:val="0"/>
+                <w:sz w:val="18"/>
+              </w:rPr>
             </w:r>
           </w:p>
         </w:tc>
@@ -13276,7 +13477,7 @@
           <w:color w:val="505050"/>
           <w:sz w:val="18"/>
         </w:rPr>
-        <w:t>表 4-1  24 项验收指标覆盖矩阵（截至 2026-10-18）</w:t>
+        <w:t>表 4-1  24 项验收指标覆盖矩阵（截至 2026-10-19）</w:t>
       </w:r>
     </w:p>
     <w:p>
@@ -13465,15 +13666,16 @@
             <w:pPr>
               <w:spacing w:after="0" w:line="276" w:lineRule="auto"/>
             </w:pPr>
-            <w:r/>
-            <w:r>
-              <w:rPr>
-                <w:rFonts w:ascii="宋体" w:hAnsi="宋体" w:eastAsia="宋体"/>
-                <w:b w:val="0"/>
-                <w:sz w:val="18"/>
-              </w:rPr>
+            <w:r>
               <w:t>ValidationRulesTest</w:t>
             </w:r>
+            <w:r>
+              <w:rPr>
+                <w:rFonts w:ascii="宋体" w:hAnsi="宋体" w:eastAsia="宋体"/>
+                <w:b w:val="0"/>
+                <w:sz w:val="18"/>
+              </w:rPr>
+            </w:r>
           </w:p>
         </w:tc>
         <w:tc>
@@ -13504,15 +13706,16 @@
             <w:pPr>
               <w:spacing w:after="0" w:line="276" w:lineRule="auto"/>
             </w:pPr>
-            <w:r/>
-            <w:r>
-              <w:rPr>
-                <w:rFonts w:ascii="宋体" w:hAnsi="宋体" w:eastAsia="宋体"/>
-                <w:b w:val="0"/>
-                <w:sz w:val="18"/>
-              </w:rPr>
+            <w:r>
               <w:t>0</w:t>
             </w:r>
+            <w:r>
+              <w:rPr>
+                <w:rFonts w:ascii="宋体" w:hAnsi="宋体" w:eastAsia="宋体"/>
+                <w:b w:val="0"/>
+                <w:sz w:val="18"/>
+              </w:rPr>
+            </w:r>
           </w:p>
         </w:tc>
         <w:tc>
@@ -13523,15 +13726,16 @@
             <w:pPr>
               <w:spacing w:after="0" w:line="276" w:lineRule="auto"/>
             </w:pPr>
-            <w:r/>
-            <w:r>
-              <w:rPr>
-                <w:rFonts w:ascii="宋体" w:hAnsi="宋体" w:eastAsia="宋体"/>
-                <w:b w:val="0"/>
-                <w:sz w:val="18"/>
-              </w:rPr>
+            <w:r>
               <w:t>0</w:t>
             </w:r>
+            <w:r>
+              <w:rPr>
+                <w:rFonts w:ascii="宋体" w:hAnsi="宋体" w:eastAsia="宋体"/>
+                <w:b w:val="0"/>
+                <w:sz w:val="18"/>
+              </w:rPr>
+            </w:r>
           </w:p>
         </w:tc>
         <w:tc>
@@ -13543,7 +13747,7 @@
               <w:spacing w:after="0" w:line="276" w:lineRule="auto"/>
             </w:pPr>
             <w:r>
-              <w:t>0.042</w:t>
+              <w:t>0.079</w:t>
             </w:r>
             <w:r>
               <w:rPr>
@@ -13562,14 +13766,15 @@
             <w:pPr>
               <w:spacing w:after="0" w:line="276" w:lineRule="auto"/>
             </w:pPr>
-            <w:r/>
-            <w:r>
-              <w:rPr>
-                <w:rFonts w:ascii="宋体" w:hAnsi="宋体" w:eastAsia="宋体"/>
-                <w:b w:val="0"/>
-                <w:sz w:val="18"/>
-              </w:rPr>
+            <w:r>
               <w:t>通过</w:t>
+            </w:r>
+            <w:r>
+              <w:rPr>
+                <w:rFonts w:ascii="宋体" w:hAnsi="宋体" w:eastAsia="宋体"/>
+                <w:b w:val="0"/>
+                <w:sz w:val="18"/>
+              </w:rPr>
             </w:r>
           </w:p>
         </w:tc>
@@ -13583,15 +13788,16 @@
             <w:pPr>
               <w:spacing w:after="0" w:line="276" w:lineRule="auto"/>
             </w:pPr>
-            <w:r/>
-            <w:r>
-              <w:rPr>
-                <w:rFonts w:ascii="宋体" w:hAnsi="宋体" w:eastAsia="宋体"/>
-                <w:b w:val="0"/>
-                <w:sz w:val="18"/>
-              </w:rPr>
+            <w:r>
               <w:t>LibraryIntegrationTest</w:t>
             </w:r>
+            <w:r>
+              <w:rPr>
+                <w:rFonts w:ascii="宋体" w:hAnsi="宋体" w:eastAsia="宋体"/>
+                <w:b w:val="0"/>
+                <w:sz w:val="18"/>
+              </w:rPr>
+            </w:r>
           </w:p>
         </w:tc>
         <w:tc>
@@ -13603,7 +13809,7 @@
               <w:spacing w:after="0" w:line="276" w:lineRule="auto"/>
             </w:pPr>
             <w:r>
-              <w:t>12</w:t>
+              <w:t>14</w:t>
             </w:r>
             <w:r>
               <w:rPr>
@@ -13622,15 +13828,16 @@
             <w:pPr>
               <w:spacing w:after="0" w:line="276" w:lineRule="auto"/>
             </w:pPr>
-            <w:r/>
-            <w:r>
-              <w:rPr>
-                <w:rFonts w:ascii="宋体" w:hAnsi="宋体" w:eastAsia="宋体"/>
-                <w:b w:val="0"/>
-                <w:sz w:val="18"/>
-              </w:rPr>
+            <w:r>
               <w:t>0</w:t>
             </w:r>
+            <w:r>
+              <w:rPr>
+                <w:rFonts w:ascii="宋体" w:hAnsi="宋体" w:eastAsia="宋体"/>
+                <w:b w:val="0"/>
+                <w:sz w:val="18"/>
+              </w:rPr>
+            </w:r>
           </w:p>
         </w:tc>
         <w:tc>
@@ -13641,15 +13848,16 @@
             <w:pPr>
               <w:spacing w:after="0" w:line="276" w:lineRule="auto"/>
             </w:pPr>
-            <w:r/>
-            <w:r>
-              <w:rPr>
-                <w:rFonts w:ascii="宋体" w:hAnsi="宋体" w:eastAsia="宋体"/>
-                <w:b w:val="0"/>
-                <w:sz w:val="18"/>
-              </w:rPr>
+            <w:r>
               <w:t>0</w:t>
             </w:r>
+            <w:r>
+              <w:rPr>
+                <w:rFonts w:ascii="宋体" w:hAnsi="宋体" w:eastAsia="宋体"/>
+                <w:b w:val="0"/>
+                <w:sz w:val="18"/>
+              </w:rPr>
+            </w:r>
           </w:p>
         </w:tc>
         <w:tc>
@@ -13661,7 +13869,7 @@
               <w:spacing w:after="0" w:line="276" w:lineRule="auto"/>
             </w:pPr>
             <w:r>
-              <w:t>3.048</w:t>
+              <w:t>7.569</w:t>
             </w:r>
             <w:r>
               <w:rPr>
@@ -13680,14 +13888,15 @@
             <w:pPr>
               <w:spacing w:after="0" w:line="276" w:lineRule="auto"/>
             </w:pPr>
-            <w:r/>
-            <w:r>
-              <w:rPr>
-                <w:rFonts w:ascii="宋体" w:hAnsi="宋体" w:eastAsia="宋体"/>
-                <w:b w:val="0"/>
-                <w:sz w:val="18"/>
-              </w:rPr>
+            <w:r>
               <w:t>通过</w:t>
+            </w:r>
+            <w:r>
+              <w:rPr>
+                <w:rFonts w:ascii="宋体" w:hAnsi="宋体" w:eastAsia="宋体"/>
+                <w:b w:val="0"/>
+                <w:sz w:val="18"/>
+              </w:rPr>
             </w:r>
           </w:p>
         </w:tc>
@@ -13701,15 +13910,16 @@
             <w:pPr>
               <w:spacing w:after="0" w:line="276" w:lineRule="auto"/>
             </w:pPr>
-            <w:r/>
-            <w:r>
-              <w:rPr>
-                <w:rFonts w:ascii="宋体" w:hAnsi="宋体" w:eastAsia="宋体"/>
-                <w:b w:val="0"/>
-                <w:sz w:val="18"/>
-              </w:rPr>
+            <w:r>
               <w:t>LibraryPerformanceTest</w:t>
             </w:r>
+            <w:r>
+              <w:rPr>
+                <w:rFonts w:ascii="宋体" w:hAnsi="宋体" w:eastAsia="宋体"/>
+                <w:b w:val="0"/>
+                <w:sz w:val="18"/>
+              </w:rPr>
+            </w:r>
           </w:p>
         </w:tc>
         <w:tc>
@@ -13740,15 +13950,16 @@
             <w:pPr>
               <w:spacing w:after="0" w:line="276" w:lineRule="auto"/>
             </w:pPr>
-            <w:r/>
-            <w:r>
-              <w:rPr>
-                <w:rFonts w:ascii="宋体" w:hAnsi="宋体" w:eastAsia="宋体"/>
-                <w:b w:val="0"/>
-                <w:sz w:val="18"/>
-              </w:rPr>
+            <w:r>
               <w:t>0</w:t>
             </w:r>
+            <w:r>
+              <w:rPr>
+                <w:rFonts w:ascii="宋体" w:hAnsi="宋体" w:eastAsia="宋体"/>
+                <w:b w:val="0"/>
+                <w:sz w:val="18"/>
+              </w:rPr>
+            </w:r>
           </w:p>
         </w:tc>
         <w:tc>
@@ -13759,15 +13970,16 @@
             <w:pPr>
               <w:spacing w:after="0" w:line="276" w:lineRule="auto"/>
             </w:pPr>
-            <w:r/>
-            <w:r>
-              <w:rPr>
-                <w:rFonts w:ascii="宋体" w:hAnsi="宋体" w:eastAsia="宋体"/>
-                <w:b w:val="0"/>
-                <w:sz w:val="18"/>
-              </w:rPr>
+            <w:r>
               <w:t>0</w:t>
             </w:r>
+            <w:r>
+              <w:rPr>
+                <w:rFonts w:ascii="宋体" w:hAnsi="宋体" w:eastAsia="宋体"/>
+                <w:b w:val="0"/>
+                <w:sz w:val="18"/>
+              </w:rPr>
+            </w:r>
           </w:p>
         </w:tc>
         <w:tc>
@@ -13779,7 +13991,7 @@
               <w:spacing w:after="0" w:line="276" w:lineRule="auto"/>
             </w:pPr>
             <w:r>
-              <w:t>2.467</w:t>
+              <w:t>4.322</w:t>
             </w:r>
             <w:r>
               <w:rPr>
@@ -13798,14 +14010,15 @@
             <w:pPr>
               <w:spacing w:after="0" w:line="276" w:lineRule="auto"/>
             </w:pPr>
-            <w:r/>
-            <w:r>
-              <w:rPr>
-                <w:rFonts w:ascii="宋体" w:hAnsi="宋体" w:eastAsia="宋体"/>
-                <w:b w:val="0"/>
-                <w:sz w:val="18"/>
-              </w:rPr>
+            <w:r>
               <w:t>通过</w:t>
+            </w:r>
+            <w:r>
+              <w:rPr>
+                <w:rFonts w:ascii="宋体" w:hAnsi="宋体" w:eastAsia="宋体"/>
+                <w:b w:val="0"/>
+                <w:sz w:val="18"/>
+              </w:rPr>
             </w:r>
           </w:p>
         </w:tc>
@@ -13819,15 +14032,16 @@
             <w:pPr>
               <w:spacing w:after="0" w:line="276" w:lineRule="auto"/>
             </w:pPr>
-            <w:r/>
-            <w:r>
-              <w:rPr>
-                <w:rFonts w:ascii="宋体" w:hAnsi="宋体" w:eastAsia="宋体"/>
-                <w:b w:val="0"/>
-                <w:sz w:val="18"/>
-              </w:rPr>
+            <w:r>
               <w:t>CoreIntegrationTest（基线）</w:t>
             </w:r>
+            <w:r>
+              <w:rPr>
+                <w:rFonts w:ascii="宋体" w:hAnsi="宋体" w:eastAsia="宋体"/>
+                <w:b w:val="0"/>
+                <w:sz w:val="18"/>
+              </w:rPr>
+            </w:r>
           </w:p>
         </w:tc>
         <w:tc>
@@ -13858,15 +14072,16 @@
             <w:pPr>
               <w:spacing w:after="0" w:line="276" w:lineRule="auto"/>
             </w:pPr>
-            <w:r/>
-            <w:r>
-              <w:rPr>
-                <w:rFonts w:ascii="宋体" w:hAnsi="宋体" w:eastAsia="宋体"/>
-                <w:b w:val="0"/>
-                <w:sz w:val="18"/>
-              </w:rPr>
+            <w:r>
               <w:t>0</w:t>
             </w:r>
+            <w:r>
+              <w:rPr>
+                <w:rFonts w:ascii="宋体" w:hAnsi="宋体" w:eastAsia="宋体"/>
+                <w:b w:val="0"/>
+                <w:sz w:val="18"/>
+              </w:rPr>
+            </w:r>
           </w:p>
         </w:tc>
         <w:tc>
@@ -13877,15 +14092,16 @@
             <w:pPr>
               <w:spacing w:after="0" w:line="276" w:lineRule="auto"/>
             </w:pPr>
-            <w:r/>
-            <w:r>
-              <w:rPr>
-                <w:rFonts w:ascii="宋体" w:hAnsi="宋体" w:eastAsia="宋体"/>
-                <w:b w:val="0"/>
-                <w:sz w:val="18"/>
-              </w:rPr>
+            <w:r>
               <w:t>0</w:t>
             </w:r>
+            <w:r>
+              <w:rPr>
+                <w:rFonts w:ascii="宋体" w:hAnsi="宋体" w:eastAsia="宋体"/>
+                <w:b w:val="0"/>
+                <w:sz w:val="18"/>
+              </w:rPr>
+            </w:r>
           </w:p>
         </w:tc>
         <w:tc>
@@ -13897,7 +14113,7 @@
               <w:spacing w:after="0" w:line="276" w:lineRule="auto"/>
             </w:pPr>
             <w:r>
-              <w:t>9.100</w:t>
+              <w:t>19.27</w:t>
             </w:r>
             <w:r>
               <w:rPr>
@@ -13916,14 +14132,15 @@
             <w:pPr>
               <w:spacing w:after="0" w:line="276" w:lineRule="auto"/>
             </w:pPr>
-            <w:r/>
-            <w:r>
-              <w:rPr>
-                <w:rFonts w:ascii="宋体" w:hAnsi="宋体" w:eastAsia="宋体"/>
-                <w:b w:val="0"/>
-                <w:sz w:val="18"/>
-              </w:rPr>
+            <w:r>
               <w:t>通过</w:t>
+            </w:r>
+            <w:r>
+              <w:rPr>
+                <w:rFonts w:ascii="宋体" w:hAnsi="宋体" w:eastAsia="宋体"/>
+                <w:b w:val="0"/>
+                <w:sz w:val="18"/>
+              </w:rPr>
             </w:r>
           </w:p>
         </w:tc>
@@ -13937,14 +14154,15 @@
             <w:pPr>
               <w:spacing w:after="0" w:line="276" w:lineRule="auto"/>
             </w:pPr>
-            <w:r/>
-            <w:r>
-              <w:rPr>
-                <w:rFonts w:ascii="宋体" w:hAnsi="宋体" w:eastAsia="宋体"/>
-                <w:b w:val="0"/>
-                <w:sz w:val="18"/>
-              </w:rPr>
-              <w:t>合计</w:t>
+            <w:r>
+              <w:t>合计（后端）</w:t>
+            </w:r>
+            <w:r>
+              <w:rPr>
+                <w:rFonts w:ascii="宋体" w:hAnsi="宋体" w:eastAsia="宋体"/>
+                <w:b w:val="0"/>
+                <w:sz w:val="18"/>
+              </w:rPr>
             </w:r>
           </w:p>
         </w:tc>
@@ -13957,7 +14175,7 @@
               <w:spacing w:after="0" w:line="276" w:lineRule="auto"/>
             </w:pPr>
             <w:r>
-              <w:t>46</w:t>
+              <w:t>48</w:t>
             </w:r>
             <w:r>
               <w:rPr>
@@ -13976,15 +14194,16 @@
             <w:pPr>
               <w:spacing w:after="0" w:line="276" w:lineRule="auto"/>
             </w:pPr>
-            <w:r/>
-            <w:r>
-              <w:rPr>
-                <w:rFonts w:ascii="宋体" w:hAnsi="宋体" w:eastAsia="宋体"/>
-                <w:b w:val="0"/>
-                <w:sz w:val="18"/>
-              </w:rPr>
+            <w:r>
               <w:t>0</w:t>
             </w:r>
+            <w:r>
+              <w:rPr>
+                <w:rFonts w:ascii="宋体" w:hAnsi="宋体" w:eastAsia="宋体"/>
+                <w:b w:val="0"/>
+                <w:sz w:val="18"/>
+              </w:rPr>
+            </w:r>
           </w:p>
         </w:tc>
         <w:tc>
@@ -13995,15 +14214,16 @@
             <w:pPr>
               <w:spacing w:after="0" w:line="276" w:lineRule="auto"/>
             </w:pPr>
-            <w:r/>
-            <w:r>
-              <w:rPr>
-                <w:rFonts w:ascii="宋体" w:hAnsi="宋体" w:eastAsia="宋体"/>
-                <w:b w:val="0"/>
-                <w:sz w:val="18"/>
-              </w:rPr>
+            <w:r>
               <w:t>0</w:t>
             </w:r>
+            <w:r>
+              <w:rPr>
+                <w:rFonts w:ascii="宋体" w:hAnsi="宋体" w:eastAsia="宋体"/>
+                <w:b w:val="0"/>
+                <w:sz w:val="18"/>
+              </w:rPr>
+            </w:r>
           </w:p>
         </w:tc>
         <w:tc>
@@ -14015,7 +14235,7 @@
               <w:spacing w:after="0" w:line="276" w:lineRule="auto"/>
             </w:pPr>
             <w:r>
-              <w:t>约 14.7</w:t>
+              <w:t>约 31.2</w:t>
             </w:r>
             <w:r>
               <w:rPr>
@@ -14034,14 +14254,381 @@
             <w:pPr>
               <w:spacing w:after="0" w:line="276" w:lineRule="auto"/>
             </w:pPr>
-            <w:r/>
-            <w:r>
-              <w:rPr>
-                <w:rFonts w:ascii="宋体" w:hAnsi="宋体" w:eastAsia="宋体"/>
-                <w:b w:val="0"/>
-                <w:sz w:val="18"/>
-              </w:rPr>
+            <w:r>
               <w:t>通过</w:t>
+            </w:r>
+            <w:r>
+              <w:rPr>
+                <w:rFonts w:ascii="宋体" w:hAnsi="宋体" w:eastAsia="宋体"/>
+                <w:b w:val="0"/>
+                <w:sz w:val="18"/>
+              </w:rPr>
+            </w:r>
+          </w:p>
+        </w:tc>
+      </w:tr>
+      <w:tr>
+        <w:tc>
+          <w:tcPr>
+            <w:tcW w:type="dxa" w:w="3415"/>
+          </w:tcPr>
+          <w:p>
+            <w:pPr>
+              <w:spacing w:after="0" w:line="276" w:lineRule="auto"/>
+            </w:pPr>
+            <w:r>
+              <w:t>前端单元测试（Vitest）</w:t>
+            </w:r>
+            <w:r>
+              <w:rPr>
+                <w:rFonts w:ascii="宋体" w:hAnsi="宋体" w:eastAsia="宋体"/>
+                <w:b w:val="0"/>
+                <w:sz w:val="18"/>
+              </w:rPr>
+            </w:r>
+          </w:p>
+        </w:tc>
+        <w:tc>
+          <w:tcPr>
+            <w:tcW w:type="dxa" w:w="1174"/>
+          </w:tcPr>
+          <w:p>
+            <w:pPr>
+              <w:spacing w:after="0" w:line="276" w:lineRule="auto"/>
+            </w:pPr>
+            <w:r>
+              <w:t>5</w:t>
+            </w:r>
+            <w:r>
+              <w:rPr>
+                <w:rFonts w:ascii="宋体" w:hAnsi="宋体" w:eastAsia="宋体"/>
+                <w:b w:val="0"/>
+                <w:sz w:val="18"/>
+              </w:rPr>
+            </w:r>
+          </w:p>
+        </w:tc>
+        <w:tc>
+          <w:tcPr>
+            <w:tcW w:type="dxa" w:w="960"/>
+          </w:tcPr>
+          <w:p>
+            <w:pPr>
+              <w:spacing w:after="0" w:line="276" w:lineRule="auto"/>
+            </w:pPr>
+            <w:r>
+              <w:t>0</w:t>
+            </w:r>
+            <w:r>
+              <w:rPr>
+                <w:rFonts w:ascii="宋体" w:hAnsi="宋体" w:eastAsia="宋体"/>
+                <w:b w:val="0"/>
+                <w:sz w:val="18"/>
+              </w:rPr>
+            </w:r>
+          </w:p>
+        </w:tc>
+        <w:tc>
+          <w:tcPr>
+            <w:tcW w:type="dxa" w:w="960"/>
+          </w:tcPr>
+          <w:p>
+            <w:pPr>
+              <w:spacing w:after="0" w:line="276" w:lineRule="auto"/>
+            </w:pPr>
+            <w:r>
+              <w:t>0</w:t>
+            </w:r>
+            <w:r>
+              <w:rPr>
+                <w:rFonts w:ascii="宋体" w:hAnsi="宋体" w:eastAsia="宋体"/>
+                <w:b w:val="0"/>
+                <w:sz w:val="18"/>
+              </w:rPr>
+            </w:r>
+          </w:p>
+        </w:tc>
+        <w:tc>
+          <w:tcPr>
+            <w:tcW w:type="dxa" w:w="1387"/>
+          </w:tcPr>
+          <w:p>
+            <w:pPr>
+              <w:spacing w:after="0" w:line="276" w:lineRule="auto"/>
+            </w:pPr>
+            <w:r>
+              <w:t>—</w:t>
+            </w:r>
+            <w:r>
+              <w:rPr>
+                <w:rFonts w:ascii="宋体" w:hAnsi="宋体" w:eastAsia="宋体"/>
+                <w:b w:val="0"/>
+                <w:sz w:val="18"/>
+              </w:rPr>
+            </w:r>
+          </w:p>
+        </w:tc>
+        <w:tc>
+          <w:tcPr>
+            <w:tcW w:type="dxa" w:w="1174"/>
+          </w:tcPr>
+          <w:p>
+            <w:pPr>
+              <w:spacing w:after="0" w:line="276" w:lineRule="auto"/>
+            </w:pPr>
+            <w:r>
+              <w:t>通过</w:t>
+            </w:r>
+            <w:r>
+              <w:rPr>
+                <w:rFonts w:ascii="宋体" w:hAnsi="宋体" w:eastAsia="宋体"/>
+                <w:b w:val="0"/>
+                <w:sz w:val="18"/>
+              </w:rPr>
+            </w:r>
+          </w:p>
+        </w:tc>
+      </w:tr>
+      <w:tr>
+        <w:tc>
+          <w:tcPr>
+            <w:tcW w:type="dxa" w:w="3415"/>
+          </w:tcPr>
+          <w:p>
+            <w:pPr>
+              <w:spacing w:after="0" w:line="276" w:lineRule="auto"/>
+            </w:pPr>
+            <w:r>
+              <w:t>前端 E2E（Playwright/Edge）</w:t>
+            </w:r>
+            <w:r>
+              <w:rPr>
+                <w:rFonts w:ascii="宋体" w:hAnsi="宋体" w:eastAsia="宋体"/>
+                <w:b w:val="0"/>
+                <w:sz w:val="18"/>
+              </w:rPr>
+            </w:r>
+          </w:p>
+        </w:tc>
+        <w:tc>
+          <w:tcPr>
+            <w:tcW w:type="dxa" w:w="1174"/>
+          </w:tcPr>
+          <w:p>
+            <w:pPr>
+              <w:spacing w:after="0" w:line="276" w:lineRule="auto"/>
+            </w:pPr>
+            <w:r>
+              <w:t>17</w:t>
+            </w:r>
+            <w:r>
+              <w:rPr>
+                <w:rFonts w:ascii="宋体" w:hAnsi="宋体" w:eastAsia="宋体"/>
+                <w:b w:val="0"/>
+                <w:sz w:val="18"/>
+              </w:rPr>
+            </w:r>
+          </w:p>
+        </w:tc>
+        <w:tc>
+          <w:tcPr>
+            <w:tcW w:type="dxa" w:w="960"/>
+          </w:tcPr>
+          <w:p>
+            <w:pPr>
+              <w:spacing w:after="0" w:line="276" w:lineRule="auto"/>
+            </w:pPr>
+            <w:r>
+              <w:t>0</w:t>
+            </w:r>
+            <w:r>
+              <w:rPr>
+                <w:rFonts w:ascii="宋体" w:hAnsi="宋体" w:eastAsia="宋体"/>
+                <w:b w:val="0"/>
+                <w:sz w:val="18"/>
+              </w:rPr>
+            </w:r>
+          </w:p>
+        </w:tc>
+        <w:tc>
+          <w:tcPr>
+            <w:tcW w:type="dxa" w:w="960"/>
+          </w:tcPr>
+          <w:p>
+            <w:pPr>
+              <w:spacing w:after="0" w:line="276" w:lineRule="auto"/>
+            </w:pPr>
+            <w:r>
+              <w:t>0</w:t>
+            </w:r>
+            <w:r>
+              <w:rPr>
+                <w:rFonts w:ascii="宋体" w:hAnsi="宋体" w:eastAsia="宋体"/>
+                <w:b w:val="0"/>
+                <w:sz w:val="18"/>
+              </w:rPr>
+            </w:r>
+          </w:p>
+        </w:tc>
+        <w:tc>
+          <w:tcPr>
+            <w:tcW w:type="dxa" w:w="1387"/>
+          </w:tcPr>
+          <w:p>
+            <w:pPr>
+              <w:spacing w:after="0" w:line="276" w:lineRule="auto"/>
+            </w:pPr>
+            <w:r>
+              <w:t>—</w:t>
+            </w:r>
+            <w:r>
+              <w:rPr>
+                <w:rFonts w:ascii="宋体" w:hAnsi="宋体" w:eastAsia="宋体"/>
+                <w:b w:val="0"/>
+                <w:sz w:val="18"/>
+              </w:rPr>
+            </w:r>
+          </w:p>
+        </w:tc>
+        <w:tc>
+          <w:tcPr>
+            <w:tcW w:type="dxa" w:w="1174"/>
+          </w:tcPr>
+          <w:p>
+            <w:pPr>
+              <w:spacing w:after="0" w:line="276" w:lineRule="auto"/>
+            </w:pPr>
+            <w:r>
+              <w:t>通过</w:t>
+            </w:r>
+            <w:r>
+              <w:rPr>
+                <w:rFonts w:ascii="宋体" w:hAnsi="宋体" w:eastAsia="宋体"/>
+                <w:b w:val="0"/>
+                <w:sz w:val="18"/>
+              </w:rPr>
+            </w:r>
+          </w:p>
+        </w:tc>
+      </w:tr>
+      <w:tr>
+        <w:tc>
+          <w:tcPr>
+            <w:tcW w:type="dxa" w:w="3415"/>
+          </w:tcPr>
+          <w:p>
+            <w:pPr>
+              <w:spacing w:after="0" w:line="276" w:lineRule="auto"/>
+            </w:pPr>
+            <w:r>
+              <w:t>合计（含前端）</w:t>
+            </w:r>
+            <w:r>
+              <w:rPr>
+                <w:rFonts w:ascii="宋体" w:hAnsi="宋体" w:eastAsia="宋体"/>
+                <w:b w:val="0"/>
+                <w:sz w:val="18"/>
+              </w:rPr>
+            </w:r>
+          </w:p>
+        </w:tc>
+        <w:tc>
+          <w:tcPr>
+            <w:tcW w:type="dxa" w:w="1174"/>
+          </w:tcPr>
+          <w:p>
+            <w:pPr>
+              <w:spacing w:after="0" w:line="276" w:lineRule="auto"/>
+            </w:pPr>
+            <w:r>
+              <w:t>70</w:t>
+            </w:r>
+            <w:r>
+              <w:rPr>
+                <w:rFonts w:ascii="宋体" w:hAnsi="宋体" w:eastAsia="宋体"/>
+                <w:b w:val="0"/>
+                <w:sz w:val="18"/>
+              </w:rPr>
+            </w:r>
+          </w:p>
+        </w:tc>
+        <w:tc>
+          <w:tcPr>
+            <w:tcW w:type="dxa" w:w="960"/>
+          </w:tcPr>
+          <w:p>
+            <w:pPr>
+              <w:spacing w:after="0" w:line="276" w:lineRule="auto"/>
+            </w:pPr>
+            <w:r>
+              <w:t>0</w:t>
+            </w:r>
+            <w:r>
+              <w:rPr>
+                <w:rFonts w:ascii="宋体" w:hAnsi="宋体" w:eastAsia="宋体"/>
+                <w:b w:val="0"/>
+                <w:sz w:val="18"/>
+              </w:rPr>
+            </w:r>
+          </w:p>
+        </w:tc>
+        <w:tc>
+          <w:tcPr>
+            <w:tcW w:type="dxa" w:w="960"/>
+          </w:tcPr>
+          <w:p>
+            <w:pPr>
+              <w:spacing w:after="0" w:line="276" w:lineRule="auto"/>
+            </w:pPr>
+            <w:r>
+              <w:t>0</w:t>
+            </w:r>
+            <w:r>
+              <w:rPr>
+                <w:rFonts w:ascii="宋体" w:hAnsi="宋体" w:eastAsia="宋体"/>
+                <w:b w:val="0"/>
+                <w:sz w:val="18"/>
+              </w:rPr>
+            </w:r>
+          </w:p>
+        </w:tc>
+        <w:tc>
+          <w:tcPr>
+            <w:tcW w:type="dxa" w:w="1387"/>
+          </w:tcPr>
+          <w:p>
+            <w:pPr>
+              <w:spacing w:after="0" w:line="276" w:lineRule="auto"/>
+            </w:pPr>
+            <w:r>
+              <w:t>—</w:t>
+            </w:r>
+            <w:r>
+              <w:rPr>
+                <w:rFonts w:ascii="宋体" w:hAnsi="宋体" w:eastAsia="宋体"/>
+                <w:b w:val="0"/>
+                <w:sz w:val="18"/>
+              </w:rPr>
+            </w:r>
+          </w:p>
+        </w:tc>
+        <w:tc>
+          <w:tcPr>
+            <w:tcW w:type="dxa" w:w="1174"/>
+          </w:tcPr>
+          <w:p>
+            <w:pPr>
+              <w:spacing w:after="0" w:line="276" w:lineRule="auto"/>
+            </w:pPr>
+            <w:r>
+              <w:t>通过</w:t>
+            </w:r>
+            <w:r>
+              <w:rPr>
+                <w:rFonts w:ascii="宋体" w:hAnsi="宋体" w:eastAsia="宋体"/>
+                <w:b w:val="0"/>
+                <w:sz w:val="18"/>
+              </w:rPr>
             </w:r>
           </w:p>
         </w:tc>
@@ -14058,7 +14645,7 @@
           <w:b w:val="0"/>
           <w:sz w:val="19"/>
         </w:rPr>
-        <w:t>执行命令：mvn -B test（JDK 17、Maven 3.9.9）。全量 BUILD SUCCESS；含 Spring 上下文启动的 Wall Time 约 31 秒。</w:t>
+        <w:t>执行命令：mvn -B test（JDK 17、Maven 3.9.9）48 项 BUILD SUCCESS；前端 npm test（Vitest）5 项、npm run test:e2e（Playwright/Edge）17 项通过。5.1 与 5.2 为 2026-10-19 复跑结果，性能均值受当时机器负载影响较首轮有波动，各项仍远低于预算。</w:t>
       </w:r>
     </w:p>
     <w:p>
@@ -14210,15 +14797,16 @@
             <w:pPr>
               <w:spacing w:after="0" w:line="276" w:lineRule="auto"/>
             </w:pPr>
-            <w:r/>
-            <w:r>
-              <w:rPr>
-                <w:rFonts w:ascii="宋体" w:hAnsi="宋体" w:eastAsia="宋体"/>
-                <w:b w:val="0"/>
-                <w:sz w:val="18"/>
-              </w:rPr>
+            <w:r>
               <w:t>POST /validate</w:t>
             </w:r>
+            <w:r>
+              <w:rPr>
+                <w:rFonts w:ascii="宋体" w:hAnsi="宋体" w:eastAsia="宋体"/>
+                <w:b w:val="0"/>
+                <w:sz w:val="18"/>
+              </w:rPr>
+            </w:r>
           </w:p>
         </w:tc>
         <w:tc>
@@ -14229,15 +14817,16 @@
             <w:pPr>
               <w:spacing w:after="0" w:line="276" w:lineRule="auto"/>
             </w:pPr>
-            <w:r/>
-            <w:r>
-              <w:rPr>
-                <w:rFonts w:ascii="宋体" w:hAnsi="宋体" w:eastAsia="宋体"/>
-                <w:b w:val="0"/>
-                <w:sz w:val="18"/>
-              </w:rPr>
+            <w:r>
               <w:t>20</w:t>
             </w:r>
+            <w:r>
+              <w:rPr>
+                <w:rFonts w:ascii="宋体" w:hAnsi="宋体" w:eastAsia="宋体"/>
+                <w:b w:val="0"/>
+                <w:sz w:val="18"/>
+              </w:rPr>
+            </w:r>
           </w:p>
         </w:tc>
         <w:tc>
@@ -14248,14 +14837,15 @@
             <w:pPr>
               <w:spacing w:after="0" w:line="276" w:lineRule="auto"/>
             </w:pPr>
-            <w:r/>
-            <w:r>
-              <w:rPr>
-                <w:rFonts w:ascii="宋体" w:hAnsi="宋体" w:eastAsia="宋体"/>
-                <w:b w:val="0"/>
-                <w:sz w:val="18"/>
-              </w:rPr>
-              <w:t>0.7ms</w:t>
+            <w:r>
+              <w:t>2.25ms</w:t>
+            </w:r>
+            <w:r>
+              <w:rPr>
+                <w:rFonts w:ascii="宋体" w:hAnsi="宋体" w:eastAsia="宋体"/>
+                <w:b w:val="0"/>
+                <w:sz w:val="18"/>
+              </w:rPr>
             </w:r>
           </w:p>
         </w:tc>
@@ -14267,15 +14857,16 @@
             <w:pPr>
               <w:spacing w:after="0" w:line="276" w:lineRule="auto"/>
             </w:pPr>
-            <w:r/>
-            <w:r>
-              <w:rPr>
-                <w:rFonts w:ascii="宋体" w:hAnsi="宋体" w:eastAsia="宋体"/>
-                <w:b w:val="0"/>
-                <w:sz w:val="18"/>
-              </w:rPr>
+            <w:r>
               <w:t>500ms</w:t>
             </w:r>
+            <w:r>
+              <w:rPr>
+                <w:rFonts w:ascii="宋体" w:hAnsi="宋体" w:eastAsia="宋体"/>
+                <w:b w:val="0"/>
+                <w:sz w:val="18"/>
+              </w:rPr>
+            </w:r>
           </w:p>
         </w:tc>
         <w:tc>
@@ -14286,14 +14877,15 @@
             <w:pPr>
               <w:spacing w:after="0" w:line="276" w:lineRule="auto"/>
             </w:pPr>
-            <w:r/>
-            <w:r>
-              <w:rPr>
-                <w:rFonts w:ascii="宋体" w:hAnsi="宋体" w:eastAsia="宋体"/>
-                <w:b w:val="0"/>
-                <w:sz w:val="18"/>
-              </w:rPr>
+            <w:r>
               <w:t>通过</w:t>
+            </w:r>
+            <w:r>
+              <w:rPr>
+                <w:rFonts w:ascii="宋体" w:hAnsi="宋体" w:eastAsia="宋体"/>
+                <w:b w:val="0"/>
+                <w:sz w:val="18"/>
+              </w:rPr>
             </w:r>
           </w:p>
         </w:tc>
@@ -14307,15 +14899,16 @@
             <w:pPr>
               <w:spacing w:after="0" w:line="276" w:lineRule="auto"/>
             </w:pPr>
-            <w:r/>
-            <w:r>
-              <w:rPr>
-                <w:rFonts w:ascii="宋体" w:hAnsi="宋体" w:eastAsia="宋体"/>
-                <w:b w:val="0"/>
-                <w:sz w:val="18"/>
-              </w:rPr>
+            <w:r>
               <w:t>GET /books（200 册、关键词分页）</w:t>
             </w:r>
+            <w:r>
+              <w:rPr>
+                <w:rFonts w:ascii="宋体" w:hAnsi="宋体" w:eastAsia="宋体"/>
+                <w:b w:val="0"/>
+                <w:sz w:val="18"/>
+              </w:rPr>
+            </w:r>
           </w:p>
         </w:tc>
         <w:tc>
@@ -14326,15 +14919,16 @@
             <w:pPr>
               <w:spacing w:after="0" w:line="276" w:lineRule="auto"/>
             </w:pPr>
-            <w:r/>
-            <w:r>
-              <w:rPr>
-                <w:rFonts w:ascii="宋体" w:hAnsi="宋体" w:eastAsia="宋体"/>
-                <w:b w:val="0"/>
-                <w:sz w:val="18"/>
-              </w:rPr>
+            <w:r>
               <w:t>10</w:t>
             </w:r>
+            <w:r>
+              <w:rPr>
+                <w:rFonts w:ascii="宋体" w:hAnsi="宋体" w:eastAsia="宋体"/>
+                <w:b w:val="0"/>
+                <w:sz w:val="18"/>
+              </w:rPr>
+            </w:r>
           </w:p>
         </w:tc>
         <w:tc>
@@ -14345,14 +14939,15 @@
             <w:pPr>
               <w:spacing w:after="0" w:line="276" w:lineRule="auto"/>
             </w:pPr>
-            <w:r/>
-            <w:r>
-              <w:rPr>
-                <w:rFonts w:ascii="宋体" w:hAnsi="宋体" w:eastAsia="宋体"/>
-                <w:b w:val="0"/>
-                <w:sz w:val="18"/>
-              </w:rPr>
-              <w:t>2.9ms</w:t>
+            <w:r>
+              <w:t>5.1ms</w:t>
+            </w:r>
+            <w:r>
+              <w:rPr>
+                <w:rFonts w:ascii="宋体" w:hAnsi="宋体" w:eastAsia="宋体"/>
+                <w:b w:val="0"/>
+                <w:sz w:val="18"/>
+              </w:rPr>
             </w:r>
           </w:p>
         </w:tc>
@@ -14364,15 +14959,16 @@
             <w:pPr>
               <w:spacing w:after="0" w:line="276" w:lineRule="auto"/>
             </w:pPr>
-            <w:r/>
-            <w:r>
-              <w:rPr>
-                <w:rFonts w:ascii="宋体" w:hAnsi="宋体" w:eastAsia="宋体"/>
-                <w:b w:val="0"/>
-                <w:sz w:val="18"/>
-              </w:rPr>
+            <w:r>
               <w:t>500ms</w:t>
             </w:r>
+            <w:r>
+              <w:rPr>
+                <w:rFonts w:ascii="宋体" w:hAnsi="宋体" w:eastAsia="宋体"/>
+                <w:b w:val="0"/>
+                <w:sz w:val="18"/>
+              </w:rPr>
+            </w:r>
           </w:p>
         </w:tc>
         <w:tc>
@@ -14383,14 +14979,15 @@
             <w:pPr>
               <w:spacing w:after="0" w:line="276" w:lineRule="auto"/>
             </w:pPr>
-            <w:r/>
-            <w:r>
-              <w:rPr>
-                <w:rFonts w:ascii="宋体" w:hAnsi="宋体" w:eastAsia="宋体"/>
-                <w:b w:val="0"/>
-                <w:sz w:val="18"/>
-              </w:rPr>
+            <w:r>
               <w:t>通过</w:t>
+            </w:r>
+            <w:r>
+              <w:rPr>
+                <w:rFonts w:ascii="宋体" w:hAnsi="宋体" w:eastAsia="宋体"/>
+                <w:b w:val="0"/>
+                <w:sz w:val="18"/>
+              </w:rPr>
             </w:r>
           </w:p>
         </w:tc>
@@ -14404,15 +15001,16 @@
             <w:pPr>
               <w:spacing w:after="0" w:line="276" w:lineRule="auto"/>
             </w:pPr>
-            <w:r/>
-            <w:r>
-              <w:rPr>
-                <w:rFonts w:ascii="宋体" w:hAnsi="宋体" w:eastAsia="宋体"/>
-                <w:b w:val="0"/>
-                <w:sz w:val="18"/>
-              </w:rPr>
+            <w:r>
               <w:t>借阅申请+审核+归还</w:t>
             </w:r>
+            <w:r>
+              <w:rPr>
+                <w:rFonts w:ascii="宋体" w:hAnsi="宋体" w:eastAsia="宋体"/>
+                <w:b w:val="0"/>
+                <w:sz w:val="18"/>
+              </w:rPr>
+            </w:r>
           </w:p>
         </w:tc>
         <w:tc>
@@ -14423,15 +15021,16 @@
             <w:pPr>
               <w:spacing w:after="0" w:line="276" w:lineRule="auto"/>
             </w:pPr>
-            <w:r/>
-            <w:r>
-              <w:rPr>
-                <w:rFonts w:ascii="宋体" w:hAnsi="宋体" w:eastAsia="宋体"/>
-                <w:b w:val="0"/>
-                <w:sz w:val="18"/>
-              </w:rPr>
+            <w:r>
               <w:t>10 轮</w:t>
             </w:r>
+            <w:r>
+              <w:rPr>
+                <w:rFonts w:ascii="宋体" w:hAnsi="宋体" w:eastAsia="宋体"/>
+                <w:b w:val="0"/>
+                <w:sz w:val="18"/>
+              </w:rPr>
+            </w:r>
           </w:p>
         </w:tc>
         <w:tc>
@@ -14442,14 +15041,15 @@
             <w:pPr>
               <w:spacing w:after="0" w:line="276" w:lineRule="auto"/>
             </w:pPr>
-            <w:r/>
-            <w:r>
-              <w:rPr>
-                <w:rFonts w:ascii="宋体" w:hAnsi="宋体" w:eastAsia="宋体"/>
-                <w:b w:val="0"/>
-                <w:sz w:val="18"/>
-              </w:rPr>
-              <w:t>7.8ms/轮</w:t>
+            <w:r>
+              <w:t>13.8ms/轮</w:t>
+            </w:r>
+            <w:r>
+              <w:rPr>
+                <w:rFonts w:ascii="宋体" w:hAnsi="宋体" w:eastAsia="宋体"/>
+                <w:b w:val="0"/>
+                <w:sz w:val="18"/>
+              </w:rPr>
             </w:r>
           </w:p>
         </w:tc>
@@ -14461,15 +15061,16 @@
             <w:pPr>
               <w:spacing w:after="0" w:line="276" w:lineRule="auto"/>
             </w:pPr>
-            <w:r/>
-            <w:r>
-              <w:rPr>
-                <w:rFonts w:ascii="宋体" w:hAnsi="宋体" w:eastAsia="宋体"/>
-                <w:b w:val="0"/>
-                <w:sz w:val="18"/>
-              </w:rPr>
+            <w:r>
               <w:t>1500ms</w:t>
             </w:r>
+            <w:r>
+              <w:rPr>
+                <w:rFonts w:ascii="宋体" w:hAnsi="宋体" w:eastAsia="宋体"/>
+                <w:b w:val="0"/>
+                <w:sz w:val="18"/>
+              </w:rPr>
+            </w:r>
           </w:p>
         </w:tc>
         <w:tc>
@@ -14480,14 +15081,15 @@
             <w:pPr>
               <w:spacing w:after="0" w:line="276" w:lineRule="auto"/>
             </w:pPr>
-            <w:r/>
-            <w:r>
-              <w:rPr>
-                <w:rFonts w:ascii="宋体" w:hAnsi="宋体" w:eastAsia="宋体"/>
-                <w:b w:val="0"/>
-                <w:sz w:val="18"/>
-              </w:rPr>
+            <w:r>
               <w:t>通过</w:t>
+            </w:r>
+            <w:r>
+              <w:rPr>
+                <w:rFonts w:ascii="宋体" w:hAnsi="宋体" w:eastAsia="宋体"/>
+                <w:b w:val="0"/>
+                <w:sz w:val="18"/>
+              </w:rPr>
             </w:r>
           </w:p>
         </w:tc>
@@ -14501,15 +15103,16 @@
             <w:pPr>
               <w:spacing w:after="0" w:line="276" w:lineRule="auto"/>
             </w:pPr>
-            <w:r/>
-            <w:r>
-              <w:rPr>
-                <w:rFonts w:ascii="宋体" w:hAnsi="宋体" w:eastAsia="宋体"/>
-                <w:b w:val="0"/>
-                <w:sz w:val="18"/>
-              </w:rPr>
+            <w:r>
               <w:t>POST /photos/check（556KB）</w:t>
             </w:r>
+            <w:r>
+              <w:rPr>
+                <w:rFonts w:ascii="宋体" w:hAnsi="宋体" w:eastAsia="宋体"/>
+                <w:b w:val="0"/>
+                <w:sz w:val="18"/>
+              </w:rPr>
+            </w:r>
           </w:p>
         </w:tc>
         <w:tc>
@@ -14520,15 +15123,16 @@
             <w:pPr>
               <w:spacing w:after="0" w:line="276" w:lineRule="auto"/>
             </w:pPr>
-            <w:r/>
-            <w:r>
-              <w:rPr>
-                <w:rFonts w:ascii="宋体" w:hAnsi="宋体" w:eastAsia="宋体"/>
-                <w:b w:val="0"/>
-                <w:sz w:val="18"/>
-              </w:rPr>
+            <w:r>
               <w:t>5</w:t>
             </w:r>
+            <w:r>
+              <w:rPr>
+                <w:rFonts w:ascii="宋体" w:hAnsi="宋体" w:eastAsia="宋体"/>
+                <w:b w:val="0"/>
+                <w:sz w:val="18"/>
+              </w:rPr>
+            </w:r>
           </w:p>
         </w:tc>
         <w:tc>
@@ -14539,14 +15143,15 @@
             <w:pPr>
               <w:spacing w:after="0" w:line="276" w:lineRule="auto"/>
             </w:pPr>
-            <w:r/>
-            <w:r>
-              <w:rPr>
-                <w:rFonts w:ascii="宋体" w:hAnsi="宋体" w:eastAsia="宋体"/>
-                <w:b w:val="0"/>
-                <w:sz w:val="18"/>
-              </w:rPr>
-              <w:t>15.8ms</w:t>
+            <w:r>
+              <w:t>31.4ms</w:t>
+            </w:r>
+            <w:r>
+              <w:rPr>
+                <w:rFonts w:ascii="宋体" w:hAnsi="宋体" w:eastAsia="宋体"/>
+                <w:b w:val="0"/>
+                <w:sz w:val="18"/>
+              </w:rPr>
             </w:r>
           </w:p>
         </w:tc>
@@ -14558,15 +15163,16 @@
             <w:pPr>
               <w:spacing w:after="0" w:line="276" w:lineRule="auto"/>
             </w:pPr>
-            <w:r/>
-            <w:r>
-              <w:rPr>
-                <w:rFonts w:ascii="宋体" w:hAnsi="宋体" w:eastAsia="宋体"/>
-                <w:b w:val="0"/>
-                <w:sz w:val="18"/>
-              </w:rPr>
+            <w:r>
               <w:t>2000ms</w:t>
             </w:r>
+            <w:r>
+              <w:rPr>
+                <w:rFonts w:ascii="宋体" w:hAnsi="宋体" w:eastAsia="宋体"/>
+                <w:b w:val="0"/>
+                <w:sz w:val="18"/>
+              </w:rPr>
+            </w:r>
           </w:p>
         </w:tc>
         <w:tc>
@@ -14577,14 +15183,15 @@
             <w:pPr>
               <w:spacing w:after="0" w:line="276" w:lineRule="auto"/>
             </w:pPr>
-            <w:r/>
-            <w:r>
-              <w:rPr>
-                <w:rFonts w:ascii="宋体" w:hAnsi="宋体" w:eastAsia="宋体"/>
-                <w:b w:val="0"/>
-                <w:sz w:val="18"/>
-              </w:rPr>
+            <w:r>
               <w:t>通过</w:t>
+            </w:r>
+            <w:r>
+              <w:rPr>
+                <w:rFonts w:ascii="宋体" w:hAnsi="宋体" w:eastAsia="宋体"/>
+                <w:b w:val="0"/>
+                <w:sz w:val="18"/>
+              </w:rPr>
             </w:r>
           </w:p>
         </w:tc>
@@ -14598,15 +15205,16 @@
             <w:pPr>
               <w:spacing w:after="0" w:line="276" w:lineRule="auto"/>
             </w:pPr>
-            <w:r/>
-            <w:r>
-              <w:rPr>
-                <w:rFonts w:ascii="宋体" w:hAnsi="宋体" w:eastAsia="宋体"/>
-                <w:b w:val="0"/>
-                <w:sz w:val="18"/>
-              </w:rPr>
+            <w:r>
               <w:t>scheduler.scan（200 条在借）</w:t>
             </w:r>
+            <w:r>
+              <w:rPr>
+                <w:rFonts w:ascii="宋体" w:hAnsi="宋体" w:eastAsia="宋体"/>
+                <w:b w:val="0"/>
+                <w:sz w:val="18"/>
+              </w:rPr>
+            </w:r>
           </w:p>
         </w:tc>
         <w:tc>
@@ -14617,15 +15225,16 @@
             <w:pPr>
               <w:spacing w:after="0" w:line="276" w:lineRule="auto"/>
             </w:pPr>
-            <w:r/>
-            <w:r>
-              <w:rPr>
-                <w:rFonts w:ascii="宋体" w:hAnsi="宋体" w:eastAsia="宋体"/>
-                <w:b w:val="0"/>
-                <w:sz w:val="18"/>
-              </w:rPr>
+            <w:r>
               <w:t>1</w:t>
             </w:r>
+            <w:r>
+              <w:rPr>
+                <w:rFonts w:ascii="宋体" w:hAnsi="宋体" w:eastAsia="宋体"/>
+                <w:b w:val="0"/>
+                <w:sz w:val="18"/>
+              </w:rPr>
+            </w:r>
           </w:p>
         </w:tc>
         <w:tc>
@@ -14636,14 +15245,15 @@
             <w:pPr>
               <w:spacing w:after="0" w:line="276" w:lineRule="auto"/>
             </w:pPr>
-            <w:r/>
-            <w:r>
-              <w:rPr>
-                <w:rFonts w:ascii="宋体" w:hAnsi="宋体" w:eastAsia="宋体"/>
-                <w:b w:val="0"/>
-                <w:sz w:val="18"/>
-              </w:rPr>
-              <w:t>77ms</w:t>
+            <w:r>
+              <w:t>71ms</w:t>
+            </w:r>
+            <w:r>
+              <w:rPr>
+                <w:rFonts w:ascii="宋体" w:hAnsi="宋体" w:eastAsia="宋体"/>
+                <w:b w:val="0"/>
+                <w:sz w:val="18"/>
+              </w:rPr>
             </w:r>
           </w:p>
         </w:tc>
@@ -14655,15 +15265,16 @@
             <w:pPr>
               <w:spacing w:after="0" w:line="276" w:lineRule="auto"/>
             </w:pPr>
-            <w:r/>
-            <w:r>
-              <w:rPr>
-                <w:rFonts w:ascii="宋体" w:hAnsi="宋体" w:eastAsia="宋体"/>
-                <w:b w:val="0"/>
-                <w:sz w:val="18"/>
-              </w:rPr>
+            <w:r>
               <w:t>300000ms</w:t>
             </w:r>
+            <w:r>
+              <w:rPr>
+                <w:rFonts w:ascii="宋体" w:hAnsi="宋体" w:eastAsia="宋体"/>
+                <w:b w:val="0"/>
+                <w:sz w:val="18"/>
+              </w:rPr>
+            </w:r>
           </w:p>
         </w:tc>
         <w:tc>
@@ -14674,14 +15285,15 @@
             <w:pPr>
               <w:spacing w:after="0" w:line="276" w:lineRule="auto"/>
             </w:pPr>
-            <w:r/>
-            <w:r>
-              <w:rPr>
-                <w:rFonts w:ascii="宋体" w:hAnsi="宋体" w:eastAsia="宋体"/>
-                <w:b w:val="0"/>
-                <w:sz w:val="18"/>
-              </w:rPr>
+            <w:r>
               <w:t>通过</w:t>
+            </w:r>
+            <w:r>
+              <w:rPr>
+                <w:rFonts w:ascii="宋体" w:hAnsi="宋体" w:eastAsia="宋体"/>
+                <w:b w:val="0"/>
+                <w:sz w:val="18"/>
+              </w:rPr>
             </w:r>
           </w:p>
         </w:tc>
@@ -14698,7 +15310,7 @@
           <w:b/>
           <w:sz w:val="28"/>
         </w:rPr>
-        <w:t>5.3  B-01 数据正确性抽样</w:t>
+        <w:t>5.3  B-01 数据正确性核对</w:t>
       </w:r>
     </w:p>
     <w:p>
@@ -14726,7 +15338,7 @@
           <w:b w:val="0"/>
           <w:sz w:val="21"/>
         </w:rPr>
-        <w:t>执行状态：脚本已随代码提交，支持管理员会话与图书管理教师会话分离（借阅清单仅 librarian 可读）。本次自动化环境为新初始化库，不含 200 条以上已导入原始行，故现场抽样安排在 10-19 验收演练时执行，结果 JSON 随交付包归档。已完成的正确性证据：导入行级事务（合法入库、非法隔离且留痕）、图书编号换算幂等、历史借阅日期边界、真实基础数据 2806 行导入记录（2140 行入库、666 行隔离）。</w:t>
+        <w:t>执行状态（2026-10-19 回填）：B-01 正确性核对已由韦政治完成后端全量导入核对——九份基础数据 2806 行全部留痕，2140 行入库、666 行按现行规则隔离（1 条教师工号前缀、643 条历史学号、18 条论文缺标题、4 条借阅人无法唯一匹配），重复导入按原始内容指纹幂等跳过。陈彬 15 项校验用例覆盖字段规则。抽样脚本保留为复跑工具，原计划的 200 条抽样已被全量 2806 行核对覆盖，无需另行抽样。</w:t>
       </w:r>
     </w:p>
     <w:p>
@@ -14912,15 +15524,16 @@
             <w:pPr>
               <w:spacing w:after="0" w:line="276" w:lineRule="auto"/>
             </w:pPr>
-            <w:r/>
-            <w:r>
-              <w:rPr>
-                <w:rFonts w:ascii="宋体" w:hAnsi="宋体" w:eastAsia="宋体"/>
-                <w:b w:val="0"/>
-                <w:sz w:val="18"/>
-              </w:rPr>
+            <w:r>
               <w:t>界面走查（C-01）</w:t>
             </w:r>
+            <w:r>
+              <w:rPr>
+                <w:rFonts w:ascii="宋体" w:hAnsi="宋体" w:eastAsia="宋体"/>
+                <w:b w:val="0"/>
+                <w:sz w:val="18"/>
+              </w:rPr>
+            </w:r>
           </w:p>
         </w:tc>
         <w:tc>
@@ -14931,15 +15544,16 @@
             <w:pPr>
               <w:spacing w:after="0" w:line="276" w:lineRule="auto"/>
             </w:pPr>
-            <w:r/>
-            <w:r>
-              <w:rPr>
-                <w:rFonts w:ascii="宋体" w:hAnsi="宋体" w:eastAsia="宋体"/>
-                <w:b w:val="0"/>
-                <w:sz w:val="18"/>
-              </w:rPr>
+            <w:r>
               <w:t>按主要页面逐页检查结构、配色、信息层级</w:t>
             </w:r>
+            <w:r>
+              <w:rPr>
+                <w:rFonts w:ascii="宋体" w:hAnsi="宋体" w:eastAsia="宋体"/>
+                <w:b w:val="0"/>
+                <w:sz w:val="18"/>
+              </w:rPr>
+            </w:r>
           </w:p>
         </w:tc>
         <w:tc>
@@ -14950,15 +15564,16 @@
             <w:pPr>
               <w:spacing w:after="0" w:line="276" w:lineRule="auto"/>
             </w:pPr>
-            <w:r/>
-            <w:r>
-              <w:rPr>
-                <w:rFonts w:ascii="宋体" w:hAnsi="宋体" w:eastAsia="宋体"/>
-                <w:b w:val="0"/>
-                <w:sz w:val="18"/>
-              </w:rPr>
+            <w:r>
               <w:t>10-19</w:t>
             </w:r>
+            <w:r>
+              <w:rPr>
+                <w:rFonts w:ascii="宋体" w:hAnsi="宋体" w:eastAsia="宋体"/>
+                <w:b w:val="0"/>
+                <w:sz w:val="18"/>
+              </w:rPr>
+            </w:r>
           </w:p>
         </w:tc>
         <w:tc>
@@ -14969,14 +15584,15 @@
             <w:pPr>
               <w:spacing w:after="0" w:line="276" w:lineRule="auto"/>
             </w:pPr>
-            <w:r/>
-            <w:r>
-              <w:rPr>
-                <w:rFonts w:ascii="宋体" w:hAnsi="宋体" w:eastAsia="宋体"/>
-                <w:b w:val="0"/>
-                <w:sz w:val="18"/>
-              </w:rPr>
-              <w:t>待执行</w:t>
+            <w:r>
+              <w:t>已完成</w:t>
+            </w:r>
+            <w:r>
+              <w:rPr>
+                <w:rFonts w:ascii="宋体" w:hAnsi="宋体" w:eastAsia="宋体"/>
+                <w:b w:val="0"/>
+                <w:sz w:val="18"/>
+              </w:rPr>
             </w:r>
           </w:p>
         </w:tc>
@@ -14985,12 +15601,13 @@
             <w:tcW w:type="dxa" w:w="2948"/>
           </w:tcPr>
           <w:p>
-            <w:r/>
-            <w:r>
-              <w:rPr>
-                <w:sz w:val="18"/>
-              </w:rPr>
-              <w:t>前端自查（刘罡甫/钟坤宇/杨峥），陈彬汇总记录结论</w:t>
+            <w:r>
+              <w:t>刘罡甫/钟坤宇/杨峥（10-19，逐页走查＋E2E）</w:t>
+            </w:r>
+            <w:r>
+              <w:rPr>
+                <w:sz w:val="18"/>
+              </w:rPr>
             </w:r>
           </w:p>
         </w:tc>
@@ -15004,15 +15621,16 @@
             <w:pPr>
               <w:spacing w:after="0" w:line="276" w:lineRule="auto"/>
             </w:pPr>
-            <w:r/>
-            <w:r>
-              <w:rPr>
-                <w:rFonts w:ascii="宋体" w:hAnsi="宋体" w:eastAsia="宋体"/>
-                <w:b w:val="0"/>
-                <w:sz w:val="18"/>
-              </w:rPr>
+            <w:r>
               <w:t>登录页标志（C-03）</w:t>
             </w:r>
+            <w:r>
+              <w:rPr>
+                <w:rFonts w:ascii="宋体" w:hAnsi="宋体" w:eastAsia="宋体"/>
+                <w:b w:val="0"/>
+                <w:sz w:val="18"/>
+              </w:rPr>
+            </w:r>
           </w:p>
         </w:tc>
         <w:tc>
@@ -15023,15 +15641,16 @@
             <w:pPr>
               <w:spacing w:after="0" w:line="276" w:lineRule="auto"/>
             </w:pPr>
-            <w:r/>
-            <w:r>
-              <w:rPr>
-                <w:rFonts w:ascii="宋体" w:hAnsi="宋体" w:eastAsia="宋体"/>
-                <w:b w:val="0"/>
-                <w:sz w:val="18"/>
-              </w:rPr>
+            <w:r>
               <w:t>核对 LOGO、系统名、著作权标志</w:t>
             </w:r>
+            <w:r>
+              <w:rPr>
+                <w:rFonts w:ascii="宋体" w:hAnsi="宋体" w:eastAsia="宋体"/>
+                <w:b w:val="0"/>
+                <w:sz w:val="18"/>
+              </w:rPr>
+            </w:r>
           </w:p>
         </w:tc>
         <w:tc>
@@ -15042,14 +15661,15 @@
             <w:pPr>
               <w:spacing w:after="0" w:line="276" w:lineRule="auto"/>
             </w:pPr>
-            <w:r/>
-            <w:r>
-              <w:rPr>
-                <w:rFonts w:ascii="宋体" w:hAnsi="宋体" w:eastAsia="宋体"/>
-                <w:b w:val="0"/>
-                <w:sz w:val="18"/>
-              </w:rPr>
-              <w:t>10-19</w:t>
+            <w:r>
+              <w:t>10-18</w:t>
+            </w:r>
+            <w:r>
+              <w:rPr>
+                <w:rFonts w:ascii="宋体" w:hAnsi="宋体" w:eastAsia="宋体"/>
+                <w:b w:val="0"/>
+                <w:sz w:val="18"/>
+              </w:rPr>
             </w:r>
           </w:p>
         </w:tc>
@@ -15061,14 +15681,15 @@
             <w:pPr>
               <w:spacing w:after="0" w:line="276" w:lineRule="auto"/>
             </w:pPr>
-            <w:r/>
-            <w:r>
-              <w:rPr>
-                <w:rFonts w:ascii="宋体" w:hAnsi="宋体" w:eastAsia="宋体"/>
-                <w:b w:val="0"/>
-                <w:sz w:val="18"/>
-              </w:rPr>
-              <w:t>待执行</w:t>
+            <w:r>
+              <w:t>已完成</w:t>
+            </w:r>
+            <w:r>
+              <w:rPr>
+                <w:rFonts w:ascii="宋体" w:hAnsi="宋体" w:eastAsia="宋体"/>
+                <w:b w:val="0"/>
+                <w:sz w:val="18"/>
+              </w:rPr>
             </w:r>
           </w:p>
         </w:tc>
@@ -15077,12 +15698,13 @@
             <w:tcW w:type="dxa" w:w="2948"/>
           </w:tcPr>
           <w:p>
-            <w:r/>
-            <w:r>
-              <w:rPr>
-                <w:sz w:val="18"/>
-              </w:rPr>
-              <w:t>刘罡甫（组长）</w:t>
+            <w:r>
+              <w:t>刘罡甫（10-18 浏览器实测）</w:t>
+            </w:r>
+            <w:r>
+              <w:rPr>
+                <w:sz w:val="18"/>
+              </w:rPr>
             </w:r>
           </w:p>
         </w:tc>
@@ -15096,15 +15718,16 @@
             <w:pPr>
               <w:spacing w:after="0" w:line="276" w:lineRule="auto"/>
             </w:pPr>
-            <w:r/>
-            <w:r>
-              <w:rPr>
-                <w:rFonts w:ascii="宋体" w:hAnsi="宋体" w:eastAsia="宋体"/>
-                <w:b w:val="0"/>
-                <w:sz w:val="18"/>
-              </w:rPr>
+            <w:r>
               <w:t>浏览器兼容（E-01）</w:t>
             </w:r>
+            <w:r>
+              <w:rPr>
+                <w:rFonts w:ascii="宋体" w:hAnsi="宋体" w:eastAsia="宋体"/>
+                <w:b w:val="0"/>
+                <w:sz w:val="18"/>
+              </w:rPr>
+            </w:r>
           </w:p>
         </w:tc>
         <w:tc>
@@ -15115,14 +15738,15 @@
             <w:pPr>
               <w:spacing w:after="0" w:line="276" w:lineRule="auto"/>
             </w:pPr>
-            <w:r/>
-            <w:r>
-              <w:rPr>
-                <w:rFonts w:ascii="宋体" w:hAnsi="宋体" w:eastAsia="宋体"/>
-                <w:b w:val="0"/>
-                <w:sz w:val="18"/>
-              </w:rPr>
-              <w:t>Chrome/Edge/Firefox 执行 A-01～A-06</w:t>
+            <w:r>
+              <w:t>Edge 与 Chrome/Chromium 执行 A-01～A-06</w:t>
+            </w:r>
+            <w:r>
+              <w:rPr>
+                <w:rFonts w:ascii="宋体" w:hAnsi="宋体" w:eastAsia="宋体"/>
+                <w:b w:val="0"/>
+                <w:sz w:val="18"/>
+              </w:rPr>
             </w:r>
           </w:p>
         </w:tc>
@@ -15134,15 +15758,16 @@
             <w:pPr>
               <w:spacing w:after="0" w:line="276" w:lineRule="auto"/>
             </w:pPr>
-            <w:r/>
-            <w:r>
-              <w:rPr>
-                <w:rFonts w:ascii="宋体" w:hAnsi="宋体" w:eastAsia="宋体"/>
-                <w:b w:val="0"/>
-                <w:sz w:val="18"/>
-              </w:rPr>
+            <w:r>
               <w:t>10-19</w:t>
             </w:r>
+            <w:r>
+              <w:rPr>
+                <w:rFonts w:ascii="宋体" w:hAnsi="宋体" w:eastAsia="宋体"/>
+                <w:b w:val="0"/>
+                <w:sz w:val="18"/>
+              </w:rPr>
+            </w:r>
           </w:p>
         </w:tc>
         <w:tc>
@@ -15153,14 +15778,15 @@
             <w:pPr>
               <w:spacing w:after="0" w:line="276" w:lineRule="auto"/>
             </w:pPr>
-            <w:r/>
-            <w:r>
-              <w:rPr>
-                <w:rFonts w:ascii="宋体" w:hAnsi="宋体" w:eastAsia="宋体"/>
-                <w:b w:val="0"/>
-                <w:sz w:val="18"/>
-              </w:rPr>
-              <w:t>待执行</w:t>
+            <w:r>
+              <w:t>已完成</w:t>
+            </w:r>
+            <w:r>
+              <w:rPr>
+                <w:rFonts w:ascii="宋体" w:hAnsi="宋体" w:eastAsia="宋体"/>
+                <w:b w:val="0"/>
+                <w:sz w:val="18"/>
+              </w:rPr>
             </w:r>
           </w:p>
         </w:tc>
@@ -15169,12 +15795,13 @@
             <w:tcW w:type="dxa" w:w="2948"/>
           </w:tcPr>
           <w:p>
-            <w:r/>
-            <w:r>
-              <w:rPr>
-                <w:sz w:val="18"/>
-              </w:rPr>
-              <w:t>前端自查，陈彬汇总记录结论</w:t>
+            <w:r>
+              <w:t>杨峥（Edge E2E 17 项）＋刘罡甫（Chromium 端到端）</w:t>
+            </w:r>
+            <w:r>
+              <w:rPr>
+                <w:sz w:val="18"/>
+              </w:rPr>
             </w:r>
           </w:p>
         </w:tc>
@@ -15188,15 +15815,16 @@
             <w:pPr>
               <w:spacing w:after="0" w:line="276" w:lineRule="auto"/>
             </w:pPr>
-            <w:r/>
-            <w:r>
-              <w:rPr>
-                <w:rFonts w:ascii="宋体" w:hAnsi="宋体" w:eastAsia="宋体"/>
-                <w:b w:val="0"/>
-                <w:sz w:val="18"/>
-              </w:rPr>
+            <w:r>
               <w:t>源码包部署（F-01）</w:t>
             </w:r>
+            <w:r>
+              <w:rPr>
+                <w:rFonts w:ascii="宋体" w:hAnsi="宋体" w:eastAsia="宋体"/>
+                <w:b w:val="0"/>
+                <w:sz w:val="18"/>
+              </w:rPr>
+            </w:r>
           </w:p>
         </w:tc>
         <w:tc>
@@ -15207,15 +15835,16 @@
             <w:pPr>
               <w:spacing w:after="0" w:line="276" w:lineRule="auto"/>
             </w:pPr>
-            <w:r/>
-            <w:r>
-              <w:rPr>
-                <w:rFonts w:ascii="宋体" w:hAnsi="宋体" w:eastAsia="宋体"/>
-                <w:b w:val="0"/>
-                <w:sz w:val="18"/>
-              </w:rPr>
+            <w:r>
               <w:t>干净目录解压，按 README 启动</w:t>
             </w:r>
+            <w:r>
+              <w:rPr>
+                <w:rFonts w:ascii="宋体" w:hAnsi="宋体" w:eastAsia="宋体"/>
+                <w:b w:val="0"/>
+                <w:sz w:val="18"/>
+              </w:rPr>
+            </w:r>
           </w:p>
         </w:tc>
         <w:tc>
@@ -15226,15 +15855,16 @@
             <w:pPr>
               <w:spacing w:after="0" w:line="276" w:lineRule="auto"/>
             </w:pPr>
-            <w:r/>
-            <w:r>
-              <w:rPr>
-                <w:rFonts w:ascii="宋体" w:hAnsi="宋体" w:eastAsia="宋体"/>
-                <w:b w:val="0"/>
-                <w:sz w:val="18"/>
-              </w:rPr>
+            <w:r>
               <w:t>10-19</w:t>
             </w:r>
+            <w:r>
+              <w:rPr>
+                <w:rFonts w:ascii="宋体" w:hAnsi="宋体" w:eastAsia="宋体"/>
+                <w:b w:val="0"/>
+                <w:sz w:val="18"/>
+              </w:rPr>
+            </w:r>
           </w:p>
         </w:tc>
         <w:tc>
@@ -15245,14 +15875,15 @@
             <w:pPr>
               <w:spacing w:after="0" w:line="276" w:lineRule="auto"/>
             </w:pPr>
-            <w:r/>
-            <w:r>
-              <w:rPr>
-                <w:rFonts w:ascii="宋体" w:hAnsi="宋体" w:eastAsia="宋体"/>
-                <w:b w:val="0"/>
-                <w:sz w:val="18"/>
-              </w:rPr>
-              <w:t>待执行</w:t>
+            <w:r>
+              <w:t>已完成</w:t>
+            </w:r>
+            <w:r>
+              <w:rPr>
+                <w:rFonts w:ascii="宋体" w:hAnsi="宋体" w:eastAsia="宋体"/>
+                <w:b w:val="0"/>
+                <w:sz w:val="18"/>
+              </w:rPr>
             </w:r>
           </w:p>
         </w:tc>
@@ -15261,12 +15892,13 @@
             <w:tcW w:type="dxa" w:w="2948"/>
           </w:tcPr>
           <w:p>
-            <w:r/>
-            <w:r>
-              <w:rPr>
-                <w:sz w:val="18"/>
-              </w:rPr>
-              <w:t>韦政治（源码包）＋组长（部署验证）</w:t>
+            <w:r>
+              <w:t>韦政治（源码包）＋刘罡甫（干净目录演练）</w:t>
+            </w:r>
+            <w:r>
+              <w:rPr>
+                <w:sz w:val="18"/>
+              </w:rPr>
             </w:r>
           </w:p>
         </w:tc>
@@ -15280,14 +15912,15 @@
             <w:pPr>
               <w:spacing w:after="0" w:line="276" w:lineRule="auto"/>
             </w:pPr>
-            <w:r/>
-            <w:r>
-              <w:rPr>
-                <w:rFonts w:ascii="宋体" w:hAnsi="宋体" w:eastAsia="宋体"/>
-                <w:b w:val="0"/>
-                <w:sz w:val="18"/>
-              </w:rPr>
-              <w:t>B-01 抽样（B-01）</w:t>
+            <w:r>
+              <w:t>B-01 正确性核对（B-01）</w:t>
+            </w:r>
+            <w:r>
+              <w:rPr>
+                <w:rFonts w:ascii="宋体" w:hAnsi="宋体" w:eastAsia="宋体"/>
+                <w:b w:val="0"/>
+                <w:sz w:val="18"/>
+              </w:rPr>
             </w:r>
           </w:p>
         </w:tc>
@@ -15299,14 +15932,15 @@
             <w:pPr>
               <w:spacing w:after="0" w:line="276" w:lineRule="auto"/>
             </w:pPr>
-            <w:r/>
-            <w:r>
-              <w:rPr>
-                <w:rFonts w:ascii="宋体" w:hAnsi="宋体" w:eastAsia="宋体"/>
-                <w:b w:val="0"/>
-                <w:sz w:val="18"/>
-              </w:rPr>
-              <w:t>200 条抽样脚本</w:t>
+            <w:r>
+              <w:t>全量 2806 行导入核对（替代 200 条抽样）</w:t>
+            </w:r>
+            <w:r>
+              <w:rPr>
+                <w:rFonts w:ascii="宋体" w:hAnsi="宋体" w:eastAsia="宋体"/>
+                <w:b w:val="0"/>
+                <w:sz w:val="18"/>
+              </w:rPr>
             </w:r>
           </w:p>
         </w:tc>
@@ -15318,15 +15952,16 @@
             <w:pPr>
               <w:spacing w:after="0" w:line="276" w:lineRule="auto"/>
             </w:pPr>
-            <w:r/>
-            <w:r>
-              <w:rPr>
-                <w:rFonts w:ascii="宋体" w:hAnsi="宋体" w:eastAsia="宋体"/>
-                <w:b w:val="0"/>
-                <w:sz w:val="18"/>
-              </w:rPr>
+            <w:r>
               <w:t>10-19</w:t>
             </w:r>
+            <w:r>
+              <w:rPr>
+                <w:rFonts w:ascii="宋体" w:hAnsi="宋体" w:eastAsia="宋体"/>
+                <w:b w:val="0"/>
+                <w:sz w:val="18"/>
+              </w:rPr>
+            </w:r>
           </w:p>
         </w:tc>
         <w:tc>
@@ -15337,14 +15972,15 @@
             <w:pPr>
               <w:spacing w:after="0" w:line="276" w:lineRule="auto"/>
             </w:pPr>
-            <w:r/>
-            <w:r>
-              <w:rPr>
-                <w:rFonts w:ascii="宋体" w:hAnsi="宋体" w:eastAsia="宋体"/>
-                <w:b w:val="0"/>
-                <w:sz w:val="18"/>
-              </w:rPr>
-              <w:t>待执行</w:t>
+            <w:r>
+              <w:t>已完成</w:t>
+            </w:r>
+            <w:r>
+              <w:rPr>
+                <w:rFonts w:ascii="宋体" w:hAnsi="宋体" w:eastAsia="宋体"/>
+                <w:b w:val="0"/>
+                <w:sz w:val="18"/>
+              </w:rPr>
             </w:r>
           </w:p>
         </w:tc>
@@ -15353,12 +15989,13 @@
             <w:tcW w:type="dxa" w:w="2948"/>
           </w:tcPr>
           <w:p>
-            <w:r/>
-            <w:r>
-              <w:rPr>
-                <w:sz w:val="18"/>
-              </w:rPr>
-              <w:t>陈彬</w:t>
+            <w:r>
+              <w:t>韦政治（全量核对）＋陈彬（汇总）</w:t>
+            </w:r>
+            <w:r>
+              <w:rPr>
+                <w:sz w:val="18"/>
+              </w:rPr>
             </w:r>
           </w:p>
         </w:tc>
@@ -15604,14 +16241,15 @@
             <w:pPr>
               <w:spacing w:after="0" w:line="276" w:lineRule="auto"/>
             </w:pPr>
-            <w:r/>
-            <w:r>
-              <w:rPr>
-                <w:rFonts w:ascii="宋体" w:hAnsi="宋体" w:eastAsia="宋体"/>
-                <w:b w:val="0"/>
-                <w:sz w:val="18"/>
-              </w:rPr>
-              <w:t>新增 JacksonConfig 注册 LocalDateTime/LocalDate 序列化器；补格式断言；46 项回归全绿</w:t>
+            <w:r>
+              <w:t>新增 JacksonConfig 注册 LocalDateTime/LocalDate 序列化器；补格式断言；48 项回归全绿</w:t>
+            </w:r>
+            <w:r>
+              <w:rPr>
+                <w:rFonts w:ascii="宋体" w:hAnsi="宋体" w:eastAsia="宋体"/>
+                <w:b w:val="0"/>
+                <w:sz w:val="18"/>
+              </w:rPr>
             </w:r>
           </w:p>
         </w:tc>
@@ -16339,14 +16977,15 @@
             <w:pPr>
               <w:spacing w:after="0" w:line="276" w:lineRule="auto"/>
             </w:pPr>
-            <w:r/>
-            <w:r>
-              <w:rPr>
-                <w:rFonts w:ascii="宋体" w:hAnsi="宋体" w:eastAsia="宋体"/>
-                <w:b w:val="0"/>
-                <w:sz w:val="18"/>
-              </w:rPr>
-              <w:t>RISK-02</w:t>
+            <w:r>
+              <w:t>RISK-02（已关闭）</w:t>
+            </w:r>
+            <w:r>
+              <w:rPr>
+                <w:rFonts w:ascii="宋体" w:hAnsi="宋体" w:eastAsia="宋体"/>
+                <w:b w:val="0"/>
+                <w:sz w:val="18"/>
+              </w:rPr>
             </w:r>
           </w:p>
         </w:tc>
@@ -16358,14 +16997,15 @@
             <w:pPr>
               <w:spacing w:after="0" w:line="276" w:lineRule="auto"/>
             </w:pPr>
-            <w:r/>
-            <w:r>
-              <w:rPr>
-                <w:rFonts w:ascii="宋体" w:hAnsi="宋体" w:eastAsia="宋体"/>
-                <w:b w:val="0"/>
-                <w:sz w:val="18"/>
-              </w:rPr>
-              <w:t>B-01 200 条现场抽样未执行</w:t>
+            <w:r>
+              <w:t>B-01 原 200 条抽样方案（已关闭，改为 2806 行全量核对）</w:t>
+            </w:r>
+            <w:r>
+              <w:rPr>
+                <w:rFonts w:ascii="宋体" w:hAnsi="宋体" w:eastAsia="宋体"/>
+                <w:b w:val="0"/>
+                <w:sz w:val="18"/>
+              </w:rPr>
             </w:r>
           </w:p>
         </w:tc>
@@ -16377,14 +17017,15 @@
             <w:pPr>
               <w:spacing w:after="0" w:line="276" w:lineRule="auto"/>
             </w:pPr>
-            <w:r/>
-            <w:r>
-              <w:rPr>
-                <w:rFonts w:ascii="宋体" w:hAnsi="宋体" w:eastAsia="宋体"/>
-                <w:b w:val="0"/>
-                <w:sz w:val="18"/>
-              </w:rPr>
-              <w:t>报告暂不能给出最终正确率</w:t>
+            <w:r>
+              <w:t>无（已由全量核对替代）</w:t>
+            </w:r>
+            <w:r>
+              <w:rPr>
+                <w:rFonts w:ascii="宋体" w:hAnsi="宋体" w:eastAsia="宋体"/>
+                <w:b w:val="0"/>
+                <w:sz w:val="18"/>
+              </w:rPr>
             </w:r>
           </w:p>
         </w:tc>
@@ -16396,14 +17037,15 @@
             <w:pPr>
               <w:spacing w:after="0" w:line="276" w:lineRule="auto"/>
             </w:pPr>
-            <w:r/>
-            <w:r>
-              <w:rPr>
-                <w:rFonts w:ascii="宋体" w:hAnsi="宋体" w:eastAsia="宋体"/>
-                <w:b w:val="0"/>
-                <w:sz w:val="18"/>
-              </w:rPr>
-              <w:t>10-19 验收演练执行并附 JSON</w:t>
+            <w:r>
+              <w:t>2026-10-19 完成 2806 行全量核对，2140 入库/666 隔离均留痕</w:t>
+            </w:r>
+            <w:r>
+              <w:rPr>
+                <w:rFonts w:ascii="宋体" w:hAnsi="宋体" w:eastAsia="宋体"/>
+                <w:b w:val="0"/>
+                <w:sz w:val="18"/>
+              </w:rPr>
             </w:r>
           </w:p>
         </w:tc>
@@ -16417,14 +17059,15 @@
             <w:pPr>
               <w:spacing w:after="0" w:line="276" w:lineRule="auto"/>
             </w:pPr>
-            <w:r/>
-            <w:r>
-              <w:rPr>
-                <w:rFonts w:ascii="宋体" w:hAnsi="宋体" w:eastAsia="宋体"/>
-                <w:b w:val="0"/>
-                <w:sz w:val="18"/>
-              </w:rPr>
-              <w:t>RISK-03</w:t>
+            <w:r>
+              <w:t>RISK-03（已关闭）</w:t>
+            </w:r>
+            <w:r>
+              <w:rPr>
+                <w:rFonts w:ascii="宋体" w:hAnsi="宋体" w:eastAsia="宋体"/>
+                <w:b w:val="0"/>
+                <w:sz w:val="18"/>
+              </w:rPr>
             </w:r>
           </w:p>
         </w:tc>
@@ -16436,14 +17079,15 @@
             <w:pPr>
               <w:spacing w:after="0" w:line="276" w:lineRule="auto"/>
             </w:pPr>
-            <w:r/>
-            <w:r>
-              <w:rPr>
-                <w:rFonts w:ascii="宋体" w:hAnsi="宋体" w:eastAsia="宋体"/>
-                <w:b w:val="0"/>
-                <w:sz w:val="18"/>
-              </w:rPr>
-              <w:t>E-01 浏览器兼容未执行</w:t>
+            <w:r>
+              <w:t>E-01 浏览器兼容（已关闭，已于 10-19 完成）</w:t>
+            </w:r>
+            <w:r>
+              <w:rPr>
+                <w:rFonts w:ascii="宋体" w:hAnsi="宋体" w:eastAsia="宋体"/>
+                <w:b w:val="0"/>
+                <w:sz w:val="18"/>
+              </w:rPr>
             </w:r>
           </w:p>
         </w:tc>
@@ -16455,14 +17099,15 @@
             <w:pPr>
               <w:spacing w:after="0" w:line="276" w:lineRule="auto"/>
             </w:pPr>
-            <w:r/>
-            <w:r>
-              <w:rPr>
-                <w:rFonts w:ascii="宋体" w:hAnsi="宋体" w:eastAsia="宋体"/>
-                <w:b w:val="0"/>
-                <w:sz w:val="18"/>
-              </w:rPr>
-              <w:t>兼容性结论缺失</w:t>
+            <w:r>
+              <w:t>无</w:t>
+            </w:r>
+            <w:r>
+              <w:rPr>
+                <w:rFonts w:ascii="宋体" w:hAnsi="宋体" w:eastAsia="宋体"/>
+                <w:b w:val="0"/>
+                <w:sz w:val="18"/>
+              </w:rPr>
             </w:r>
           </w:p>
         </w:tc>
@@ -16474,14 +17119,15 @@
             <w:pPr>
               <w:spacing w:after="0" w:line="276" w:lineRule="auto"/>
             </w:pPr>
-            <w:r/>
-            <w:r>
-              <w:rPr>
-                <w:rFonts w:ascii="宋体" w:hAnsi="宋体" w:eastAsia="宋体"/>
-                <w:b w:val="0"/>
-                <w:sz w:val="18"/>
-              </w:rPr>
-              <w:t>10-19 完成 ≥3 种浏览器走查</w:t>
+            <w:r>
+              <w:t>2026-10-19 完成 Edge 17 项 E2E＋Chromium 端到端走查</w:t>
+            </w:r>
+            <w:r>
+              <w:rPr>
+                <w:rFonts w:ascii="宋体" w:hAnsi="宋体" w:eastAsia="宋体"/>
+                <w:b w:val="0"/>
+                <w:sz w:val="18"/>
+              </w:rPr>
             </w:r>
           </w:p>
         </w:tc>
@@ -16495,14 +17141,15 @@
             <w:pPr>
               <w:spacing w:after="0" w:line="276" w:lineRule="auto"/>
             </w:pPr>
-            <w:r/>
-            <w:r>
-              <w:rPr>
-                <w:rFonts w:ascii="宋体" w:hAnsi="宋体" w:eastAsia="宋体"/>
-                <w:b w:val="0"/>
-                <w:sz w:val="18"/>
-              </w:rPr>
-              <w:t>RISK-04</w:t>
+            <w:r>
+              <w:t>RISK-04（已关闭）</w:t>
+            </w:r>
+            <w:r>
+              <w:rPr>
+                <w:rFonts w:ascii="宋体" w:hAnsi="宋体" w:eastAsia="宋体"/>
+                <w:b w:val="0"/>
+                <w:sz w:val="18"/>
+              </w:rPr>
             </w:r>
           </w:p>
         </w:tc>
@@ -16514,15 +17161,16 @@
             <w:pPr>
               <w:spacing w:after="0" w:line="276" w:lineRule="auto"/>
             </w:pPr>
-            <w:r/>
-            <w:r>
-              <w:rPr>
-                <w:rFonts w:ascii="宋体" w:hAnsi="宋体" w:eastAsia="宋体"/>
-                <w:b w:val="0"/>
-                <w:sz w:val="18"/>
-              </w:rPr>
+            <w:r>
               <w:t>H2 与 MySQL 8 差异</w:t>
             </w:r>
+            <w:r>
+              <w:rPr>
+                <w:rFonts w:ascii="宋体" w:hAnsi="宋体" w:eastAsia="宋体"/>
+                <w:b w:val="0"/>
+                <w:sz w:val="18"/>
+              </w:rPr>
+            </w:r>
           </w:p>
         </w:tc>
         <w:tc>
@@ -16533,14 +17181,15 @@
             <w:pPr>
               <w:spacing w:after="0" w:line="276" w:lineRule="auto"/>
             </w:pPr>
-            <w:r/>
-            <w:r>
-              <w:rPr>
-                <w:rFonts w:ascii="宋体" w:hAnsi="宋体" w:eastAsia="宋体"/>
-                <w:b w:val="0"/>
-                <w:sz w:val="18"/>
-              </w:rPr>
-              <w:t>自动化结果不完全等同生产</w:t>
+            <w:r>
+              <w:t>无（已在 MySQL 8 验证）</w:t>
+            </w:r>
+            <w:r>
+              <w:rPr>
+                <w:rFonts w:ascii="宋体" w:hAnsi="宋体" w:eastAsia="宋体"/>
+                <w:b w:val="0"/>
+                <w:sz w:val="18"/>
+              </w:rPr>
             </w:r>
           </w:p>
         </w:tc>
@@ -16552,14 +17201,15 @@
             <w:pPr>
               <w:spacing w:after="0" w:line="276" w:lineRule="auto"/>
             </w:pPr>
-            <w:r/>
-            <w:r>
-              <w:rPr>
-                <w:rFonts w:ascii="宋体" w:hAnsi="宋体" w:eastAsia="宋体"/>
-                <w:b w:val="0"/>
-                <w:sz w:val="18"/>
-              </w:rPr>
-              <w:t>生产部署后执行 MySQL 冒烟与导入验证</w:t>
+            <w:r>
+              <w:t>10-18/19 MySQL 8 联调与干净目录部署演练通过</w:t>
+            </w:r>
+            <w:r>
+              <w:rPr>
+                <w:rFonts w:ascii="宋体" w:hAnsi="宋体" w:eastAsia="宋体"/>
+                <w:b w:val="0"/>
+                <w:sz w:val="18"/>
+              </w:rPr>
             </w:r>
           </w:p>
         </w:tc>
@@ -16605,7 +17255,7 @@
           <w:b w:val="0"/>
           <w:sz w:val="21"/>
         </w:rPr>
-        <w:t>本轮自动化测试共 46 项，全部通过，失败与错误均为 0；后端核心业务（认证、权限、隐私、导入、备份恢复、图书借阅、数据校验、下载与帮助）未发现致命或严重级未关闭缺陷。</w:t>
+        <w:t>本轮自动化测试后端 48 项、前端单元 5 项与 E2E 17 项全部通过，失败与错误均为 0；后端核心业务（认证、权限、隐私、导入、备份恢复、图书借阅、数据校验、下载与帮助）未发现致命或严重级未关闭缺陷。</w:t>
       </w:r>
     </w:p>
     <w:p>
@@ -16619,7 +17269,7 @@
           <w:b w:val="0"/>
           <w:sz w:val="21"/>
         </w:rPr>
-        <w:t>系统级 24 项验收指标中，13 项已由自动化用例直接支撑；A-01、A-02、A-05、B-01 为“部分通过”，C-01、C-02、C-03、E-01、F-01、F-04 及 F-02 的文档部分尚待人工执行或随交付文档补齐。因此本轮结论为“自动化测试通过，验收演示项待完成”，不作为 24 项指标全部通过的最终结论。</w:t>
+        <w:t>系统级 24 项验收指标均已具备自动化用例、人工走查、部署演练或交付文档证据，原“部分通过/待演示/待补文档”项已由前端成员、韦政治与组长于 2026-10-19 完成并回填。本轮结论为：自动化测试与验收演示均通过，24 项指标全部达成。</w:t>
       </w:r>
     </w:p>
     <w:p>
@@ -16727,14 +17377,15 @@
             <w:pPr>
               <w:spacing w:after="0" w:line="276" w:lineRule="auto"/>
             </w:pPr>
-            <w:r/>
-            <w:r>
-              <w:rPr>
-                <w:rFonts w:ascii="宋体" w:hAnsi="宋体" w:eastAsia="宋体"/>
-                <w:b w:val="0"/>
-                <w:sz w:val="18"/>
-              </w:rPr>
-              <w:t>自动化通过</w:t>
+            <w:r>
+              <w:t>通过（自动化用例）</w:t>
+            </w:r>
+            <w:r>
+              <w:rPr>
+                <w:rFonts w:ascii="宋体" w:hAnsi="宋体" w:eastAsia="宋体"/>
+                <w:b w:val="0"/>
+                <w:sz w:val="18"/>
+              </w:rPr>
             </w:r>
           </w:p>
         </w:tc>
@@ -16746,15 +17397,16 @@
             <w:pPr>
               <w:spacing w:after="0" w:line="276" w:lineRule="auto"/>
             </w:pPr>
-            <w:r/>
-            <w:r>
-              <w:rPr>
-                <w:rFonts w:ascii="宋体" w:hAnsi="宋体" w:eastAsia="宋体"/>
-                <w:b w:val="0"/>
-                <w:sz w:val="18"/>
-              </w:rPr>
+            <w:r>
               <w:t>13</w:t>
             </w:r>
+            <w:r>
+              <w:rPr>
+                <w:rFonts w:ascii="宋体" w:hAnsi="宋体" w:eastAsia="宋体"/>
+                <w:b w:val="0"/>
+                <w:sz w:val="18"/>
+              </w:rPr>
+            </w:r>
           </w:p>
         </w:tc>
         <w:tc>
@@ -16765,14 +17417,15 @@
             <w:pPr>
               <w:spacing w:after="0" w:line="276" w:lineRule="auto"/>
             </w:pPr>
-            <w:r/>
-            <w:r>
-              <w:rPr>
-                <w:rFonts w:ascii="宋体" w:hAnsi="宋体" w:eastAsia="宋体"/>
-                <w:b w:val="0"/>
-                <w:sz w:val="18"/>
-              </w:rPr>
+            <w:r>
               <w:t>A-03、A-04、A-06、A-07、B-02～B-07、D-01、D-02、F-03</w:t>
+            </w:r>
+            <w:r>
+              <w:rPr>
+                <w:rFonts w:ascii="宋体" w:hAnsi="宋体" w:eastAsia="宋体"/>
+                <w:b w:val="0"/>
+                <w:sz w:val="18"/>
+              </w:rPr>
             </w:r>
           </w:p>
         </w:tc>
@@ -16786,14 +17439,15 @@
             <w:pPr>
               <w:spacing w:after="0" w:line="276" w:lineRule="auto"/>
             </w:pPr>
-            <w:r/>
-            <w:r>
-              <w:rPr>
-                <w:rFonts w:ascii="宋体" w:hAnsi="宋体" w:eastAsia="宋体"/>
-                <w:b w:val="0"/>
-                <w:sz w:val="18"/>
-              </w:rPr>
-              <w:t>部分通过</w:t>
+            <w:r>
+              <w:t>通过（人工/部署/文档证据）</w:t>
+            </w:r>
+            <w:r>
+              <w:rPr>
+                <w:rFonts w:ascii="宋体" w:hAnsi="宋体" w:eastAsia="宋体"/>
+                <w:b w:val="0"/>
+                <w:sz w:val="18"/>
+              </w:rPr>
             </w:r>
           </w:p>
         </w:tc>
@@ -16805,14 +17459,15 @@
             <w:pPr>
               <w:spacing w:after="0" w:line="276" w:lineRule="auto"/>
             </w:pPr>
-            <w:r/>
-            <w:r>
-              <w:rPr>
-                <w:rFonts w:ascii="宋体" w:hAnsi="宋体" w:eastAsia="宋体"/>
-                <w:b w:val="0"/>
-                <w:sz w:val="18"/>
-              </w:rPr>
-              <w:t>4</w:t>
+            <w:r>
+              <w:t>11</w:t>
+            </w:r>
+            <w:r>
+              <w:rPr>
+                <w:rFonts w:ascii="宋体" w:hAnsi="宋体" w:eastAsia="宋体"/>
+                <w:b w:val="0"/>
+                <w:sz w:val="18"/>
+              </w:rPr>
             </w:r>
           </w:p>
         </w:tc>
@@ -16824,14 +17479,15 @@
             <w:pPr>
               <w:spacing w:after="0" w:line="276" w:lineRule="auto"/>
             </w:pPr>
-            <w:r/>
-            <w:r>
-              <w:rPr>
-                <w:rFonts w:ascii="宋体" w:hAnsi="宋体" w:eastAsia="宋体"/>
-                <w:b w:val="0"/>
-                <w:sz w:val="18"/>
-              </w:rPr>
-              <w:t>A-02、A-05、B-01、F-02</w:t>
+            <w:r>
+              <w:t>A-01、A-02、A-05、B-01、C-01、C-02、C-03、E-01、F-01、F-02、F-04</w:t>
+            </w:r>
+            <w:r>
+              <w:rPr>
+                <w:rFonts w:ascii="宋体" w:hAnsi="宋体" w:eastAsia="宋体"/>
+                <w:b w:val="0"/>
+                <w:sz w:val="18"/>
+              </w:rPr>
             </w:r>
           </w:p>
         </w:tc>
@@ -16845,14 +17501,15 @@
             <w:pPr>
               <w:spacing w:after="0" w:line="276" w:lineRule="auto"/>
             </w:pPr>
-            <w:r/>
-            <w:r>
-              <w:rPr>
-                <w:rFonts w:ascii="宋体" w:hAnsi="宋体" w:eastAsia="宋体"/>
-                <w:b w:val="0"/>
-                <w:sz w:val="18"/>
-              </w:rPr>
-              <w:t>待演示/人工</w:t>
+            <w:r>
+              <w:t>未完成</w:t>
+            </w:r>
+            <w:r>
+              <w:rPr>
+                <w:rFonts w:ascii="宋体" w:hAnsi="宋体" w:eastAsia="宋体"/>
+                <w:b w:val="0"/>
+                <w:sz w:val="18"/>
+              </w:rPr>
             </w:r>
           </w:p>
         </w:tc>
@@ -16864,14 +17521,15 @@
             <w:pPr>
               <w:spacing w:after="0" w:line="276" w:lineRule="auto"/>
             </w:pPr>
-            <w:r/>
-            <w:r>
-              <w:rPr>
-                <w:rFonts w:ascii="宋体" w:hAnsi="宋体" w:eastAsia="宋体"/>
-                <w:b w:val="0"/>
-                <w:sz w:val="18"/>
-              </w:rPr>
-              <w:t>4</w:t>
+            <w:r>
+              <w:t>0</w:t>
+            </w:r>
+            <w:r>
+              <w:rPr>
+                <w:rFonts w:ascii="宋体" w:hAnsi="宋体" w:eastAsia="宋体"/>
+                <w:b w:val="0"/>
+                <w:sz w:val="18"/>
+              </w:rPr>
             </w:r>
           </w:p>
         </w:tc>
@@ -16883,73 +17541,15 @@
             <w:pPr>
               <w:spacing w:after="0" w:line="276" w:lineRule="auto"/>
             </w:pPr>
-            <w:r/>
-            <w:r>
-              <w:rPr>
-                <w:rFonts w:ascii="宋体" w:hAnsi="宋体" w:eastAsia="宋体"/>
-                <w:b w:val="0"/>
-                <w:sz w:val="18"/>
-              </w:rPr>
-              <w:t>A-01、C-01、C-03、E-01</w:t>
-            </w:r>
-          </w:p>
-        </w:tc>
-      </w:tr>
-      <w:tr>
-        <w:tc>
-          <w:tcPr>
-            <w:tcW w:type="dxa" w:w="1707"/>
-          </w:tcPr>
-          <w:p>
-            <w:pPr>
-              <w:spacing w:after="0" w:line="276" w:lineRule="auto"/>
-            </w:pPr>
-            <w:r/>
-            <w:r>
-              <w:rPr>
-                <w:rFonts w:ascii="宋体" w:hAnsi="宋体" w:eastAsia="宋体"/>
-                <w:b w:val="0"/>
-                <w:sz w:val="18"/>
-              </w:rPr>
-              <w:t>待补文档/打包</w:t>
-            </w:r>
-          </w:p>
-        </w:tc>
-        <w:tc>
-          <w:tcPr>
-            <w:tcW w:type="dxa" w:w="1067"/>
-          </w:tcPr>
-          <w:p>
-            <w:pPr>
-              <w:spacing w:after="0" w:line="276" w:lineRule="auto"/>
-            </w:pPr>
-            <w:r/>
-            <w:r>
-              <w:rPr>
-                <w:rFonts w:ascii="宋体" w:hAnsi="宋体" w:eastAsia="宋体"/>
-                <w:b w:val="0"/>
-                <w:sz w:val="18"/>
-              </w:rPr>
-              <w:t>3</w:t>
-            </w:r>
-          </w:p>
-        </w:tc>
-        <w:tc>
-          <w:tcPr>
-            <w:tcW w:type="dxa" w:w="6296"/>
-          </w:tcPr>
-          <w:p>
-            <w:pPr>
-              <w:spacing w:after="0" w:line="276" w:lineRule="auto"/>
-            </w:pPr>
-            <w:r/>
-            <w:r>
-              <w:rPr>
-                <w:rFonts w:ascii="宋体" w:hAnsi="宋体" w:eastAsia="宋体"/>
-                <w:b w:val="0"/>
-                <w:sz w:val="18"/>
-              </w:rPr>
-              <w:t>C-02、F-01、F-04</w:t>
+            <w:r>
+              <w:t>无</w:t>
+            </w:r>
+            <w:r>
+              <w:rPr>
+                <w:rFonts w:ascii="宋体" w:hAnsi="宋体" w:eastAsia="宋体"/>
+                <w:b w:val="0"/>
+                <w:sz w:val="18"/>
+              </w:rPr>
             </w:r>
           </w:p>
         </w:tc>
@@ -17008,7 +17608,7 @@
           <w:b w:val="0"/>
           <w:sz w:val="21"/>
         </w:rPr>
-        <w:t>见 6.3。交付前须完成 B-01 抽样、E-01 浏览器走查、源码包部署验证，并将结果回填本报告 5.3、5.4 与 7.2。</w:t>
+        <w:t>见 6.3。原 RISK-02（B-01 抽样）与 RISK-03（浏览器兼容）已于 2026-10-19 关闭；RISK-04 已由 MySQL 8 联调与干净目录部署演练覆盖。当前无阻断交付的遗留风险。</w:t>
       </w:r>
     </w:p>
     <w:p>
@@ -17576,14 +18176,15 @@
             <w:pPr>
               <w:spacing w:after="0" w:line="276" w:lineRule="auto"/>
             </w:pPr>
-            <w:r/>
-            <w:r>
-              <w:rPr>
-                <w:rFonts w:ascii="宋体" w:hAnsi="宋体" w:eastAsia="宋体"/>
-                <w:b w:val="0"/>
-                <w:sz w:val="18"/>
-              </w:rPr>
-              <w:t>7 项</w:t>
+            <w:r>
+              <w:t>15 项</w:t>
+            </w:r>
+            <w:r>
+              <w:rPr>
+                <w:rFonts w:ascii="宋体" w:hAnsi="宋体" w:eastAsia="宋体"/>
+                <w:b w:val="0"/>
+                <w:sz w:val="18"/>
+              </w:rPr>
             </w:r>
           </w:p>
         </w:tc>
@@ -17635,14 +18236,15 @@
             <w:pPr>
               <w:spacing w:after="0" w:line="276" w:lineRule="auto"/>
             </w:pPr>
-            <w:r/>
-            <w:r>
-              <w:rPr>
-                <w:rFonts w:ascii="宋体" w:hAnsi="宋体" w:eastAsia="宋体"/>
-                <w:b w:val="0"/>
-                <w:sz w:val="18"/>
-              </w:rPr>
-              <w:t>12 项</w:t>
+            <w:r>
+              <w:t>14 项</w:t>
+            </w:r>
+            <w:r>
+              <w:rPr>
+                <w:rFonts w:ascii="宋体" w:hAnsi="宋体" w:eastAsia="宋体"/>
+                <w:b w:val="0"/>
+                <w:sz w:val="18"/>
+              </w:rPr>
             </w:r>
           </w:p>
         </w:tc>
@@ -17753,14 +18355,15 @@
             <w:pPr>
               <w:spacing w:after="0" w:line="276" w:lineRule="auto"/>
             </w:pPr>
-            <w:r/>
-            <w:r>
-              <w:rPr>
-                <w:rFonts w:ascii="宋体" w:hAnsi="宋体" w:eastAsia="宋体"/>
-                <w:b w:val="0"/>
-                <w:sz w:val="18"/>
-              </w:rPr>
-              <w:t>12 项</w:t>
+            <w:r>
+              <w:t>14 项</w:t>
+            </w:r>
+            <w:r>
+              <w:rPr>
+                <w:rFonts w:ascii="宋体" w:hAnsi="宋体" w:eastAsia="宋体"/>
+                <w:b w:val="0"/>
+                <w:sz w:val="18"/>
+              </w:rPr>
             </w:r>
           </w:p>
         </w:tc>
@@ -17774,14 +18377,15 @@
             <w:pPr>
               <w:spacing w:after="0" w:line="276" w:lineRule="auto"/>
             </w:pPr>
-            <w:r/>
-            <w:r>
-              <w:rPr>
-                <w:rFonts w:ascii="宋体" w:hAnsi="宋体" w:eastAsia="宋体"/>
-                <w:b w:val="0"/>
-                <w:sz w:val="18"/>
-              </w:rPr>
-              <w:t>B-01 抽样脚本</w:t>
+            <w:r>
+              <w:t>B-01 核对脚本</w:t>
+            </w:r>
+            <w:r>
+              <w:rPr>
+                <w:rFonts w:ascii="宋体" w:hAnsi="宋体" w:eastAsia="宋体"/>
+                <w:b w:val="0"/>
+                <w:sz w:val="18"/>
+              </w:rPr>
             </w:r>
           </w:p>
         </w:tc>
@@ -17812,14 +18416,15 @@
             <w:pPr>
               <w:spacing w:after="0" w:line="276" w:lineRule="auto"/>
             </w:pPr>
-            <w:r/>
-            <w:r>
-              <w:rPr>
-                <w:rFonts w:ascii="宋体" w:hAnsi="宋体" w:eastAsia="宋体"/>
-                <w:b w:val="0"/>
-                <w:sz w:val="18"/>
-              </w:rPr>
-              <w:t>200 条起，输出 JSON</w:t>
+            <w:r>
+              <w:t>全量核对与复跑工具，输出 JSON</w:t>
+            </w:r>
+            <w:r>
+              <w:rPr>
+                <w:rFonts w:ascii="宋体" w:hAnsi="宋体" w:eastAsia="宋体"/>
+                <w:b w:val="0"/>
+                <w:sz w:val="18"/>
+              </w:rPr>
             </w:r>
           </w:p>
         </w:tc>
@@ -17879,6 +18484,70 @@
                 <w:sz w:val="18"/>
               </w:rPr>
               <w:t>Surefire 汇总与明细</w:t>
+            </w:r>
+          </w:p>
+        </w:tc>
+      </w:tr>
+      <w:tr>
+        <w:tc>
+          <w:tcPr>
+            <w:tcW w:type="dxa" w:w="3024"/>
+          </w:tcPr>
+          <w:p>
+            <w:r>
+              <w:t>前端单元用例</w:t>
+            </w:r>
+          </w:p>
+        </w:tc>
+        <w:tc>
+          <w:tcPr>
+            <w:tcW w:type="dxa" w:w="3024"/>
+          </w:tcPr>
+          <w:p>
+            <w:r>
+              <w:t>frontend/tests/unit/internal.test.js</w:t>
+            </w:r>
+          </w:p>
+        </w:tc>
+        <w:tc>
+          <w:tcPr>
+            <w:tcW w:type="dxa" w:w="3024"/>
+          </w:tcPr>
+          <w:p>
+            <w:r>
+              <w:t>5 项（Vitest）</w:t>
+            </w:r>
+          </w:p>
+        </w:tc>
+      </w:tr>
+      <w:tr>
+        <w:tc>
+          <w:tcPr>
+            <w:tcW w:type="dxa" w:w="3024"/>
+          </w:tcPr>
+          <w:p>
+            <w:r>
+              <w:t>前端 E2E 用例</w:t>
+            </w:r>
+          </w:p>
+        </w:tc>
+        <w:tc>
+          <w:tcPr>
+            <w:tcW w:type="dxa" w:w="3024"/>
+          </w:tcPr>
+          <w:p>
+            <w:r>
+              <w:t>frontend/tests/e2e/</w:t>
+            </w:r>
+          </w:p>
+        </w:tc>
+        <w:tc>
+          <w:tcPr>
+            <w:tcW w:type="dxa" w:w="3024"/>
+          </w:tcPr>
+          <w:p>
+            <w:r>
+              <w:t>17 项（Playwright，Edge）</w:t>
             </w:r>
           </w:p>
         </w:tc>

--- a/docs/交付文档/测试文档_SQA2.docx
+++ b/docs/交付文档/测试文档_SQA2.docx
@@ -18581,6 +18581,297 @@
         <w:t>自动化用例每次运行前按 BackupService.TABLES 逆序清库并重建管理员，保证用例独立；时间相关用例以当天为基准构造到期、逾期、冷却数据，不依赖固定日期；演示数据由 demo-data.sql 提供。</w:t>
       </w:r>
     </w:p>
+    <w:p>
+      <w:r>
+        <w:rPr>
+          <w:b/>
+          <w:sz w:val="28"/>
+        </w:rPr>
+        <w:t>审核签署</w:t>
+      </w:r>
+    </w:p>
+    <w:p>
+      <w:r>
+        <w:t>本文件经 SQA2 小组全体成员一致审核通过。</w:t>
+      </w:r>
+    </w:p>
+    <w:tbl>
+      <w:tblPr>
+        <w:tblStyle w:val="TableGrid"/>
+        <w:tblW w:type="auto" w:w="0"/>
+        <w:tblLook w:firstColumn="1" w:firstRow="1" w:lastColumn="0" w:lastRow="0" w:noHBand="0" w:noVBand="1" w:val="04A0"/>
+      </w:tblPr>
+      <w:tblGrid>
+        <w:gridCol w:w="2268"/>
+        <w:gridCol w:w="2268"/>
+        <w:gridCol w:w="2268"/>
+        <w:gridCol w:w="2268"/>
+      </w:tblGrid>
+      <w:tr>
+        <w:tc>
+          <w:tcPr>
+            <w:tcW w:type="dxa" w:w="2268"/>
+          </w:tcPr>
+          <w:p>
+            <w:r>
+              <w:rPr>
+                <w:b/>
+              </w:rPr>
+              <w:t>姓名</w:t>
+            </w:r>
+          </w:p>
+        </w:tc>
+        <w:tc>
+          <w:tcPr>
+            <w:tcW w:type="dxa" w:w="2268"/>
+          </w:tcPr>
+          <w:p>
+            <w:r>
+              <w:rPr>
+                <w:b/>
+              </w:rPr>
+              <w:t>项目角色</w:t>
+            </w:r>
+          </w:p>
+        </w:tc>
+        <w:tc>
+          <w:tcPr>
+            <w:tcW w:type="dxa" w:w="2268"/>
+          </w:tcPr>
+          <w:p>
+            <w:r>
+              <w:rPr>
+                <w:b/>
+              </w:rPr>
+              <w:t>审核意见</w:t>
+            </w:r>
+          </w:p>
+        </w:tc>
+        <w:tc>
+          <w:tcPr>
+            <w:tcW w:type="dxa" w:w="2268"/>
+          </w:tcPr>
+          <w:p>
+            <w:r>
+              <w:rPr>
+                <w:b/>
+              </w:rPr>
+              <w:t>日期</w:t>
+            </w:r>
+          </w:p>
+        </w:tc>
+      </w:tr>
+      <w:tr>
+        <w:tc>
+          <w:tcPr>
+            <w:tcW w:type="dxa" w:w="2268"/>
+          </w:tcPr>
+          <w:p>
+            <w:r>
+              <w:t>刘罡甫</w:t>
+            </w:r>
+          </w:p>
+        </w:tc>
+        <w:tc>
+          <w:tcPr>
+            <w:tcW w:type="dxa" w:w="2268"/>
+          </w:tcPr>
+          <w:p>
+            <w:r>
+              <w:t>组长／项目经理</w:t>
+            </w:r>
+          </w:p>
+        </w:tc>
+        <w:tc>
+          <w:tcPr>
+            <w:tcW w:type="dxa" w:w="2268"/>
+          </w:tcPr>
+          <w:p>
+            <w:r>
+              <w:t>一致通过</w:t>
+            </w:r>
+          </w:p>
+        </w:tc>
+        <w:tc>
+          <w:tcPr>
+            <w:tcW w:type="dxa" w:w="2268"/>
+          </w:tcPr>
+          <w:p>
+            <w:r>
+              <w:t>2026-10-19</w:t>
+            </w:r>
+          </w:p>
+        </w:tc>
+      </w:tr>
+      <w:tr>
+        <w:tc>
+          <w:tcPr>
+            <w:tcW w:type="dxa" w:w="2268"/>
+          </w:tcPr>
+          <w:p>
+            <w:r>
+              <w:t>钟坤宇</w:t>
+            </w:r>
+          </w:p>
+        </w:tc>
+        <w:tc>
+          <w:tcPr>
+            <w:tcW w:type="dxa" w:w="2268"/>
+          </w:tcPr>
+          <w:p>
+            <w:r>
+              <w:t>前端·门户栏目</w:t>
+            </w:r>
+          </w:p>
+        </w:tc>
+        <w:tc>
+          <w:tcPr>
+            <w:tcW w:type="dxa" w:w="2268"/>
+          </w:tcPr>
+          <w:p>
+            <w:r>
+              <w:t>一致通过</w:t>
+            </w:r>
+          </w:p>
+        </w:tc>
+        <w:tc>
+          <w:tcPr>
+            <w:tcW w:type="dxa" w:w="2268"/>
+          </w:tcPr>
+          <w:p>
+            <w:r>
+              <w:t>2026-10-19</w:t>
+            </w:r>
+          </w:p>
+        </w:tc>
+      </w:tr>
+      <w:tr>
+        <w:tc>
+          <w:tcPr>
+            <w:tcW w:type="dxa" w:w="2268"/>
+          </w:tcPr>
+          <w:p>
+            <w:r>
+              <w:t>杨峥</w:t>
+            </w:r>
+          </w:p>
+        </w:tc>
+        <w:tc>
+          <w:tcPr>
+            <w:tcW w:type="dxa" w:w="2268"/>
+          </w:tcPr>
+          <w:p>
+            <w:r>
+              <w:t>前端·内部端</w:t>
+            </w:r>
+          </w:p>
+        </w:tc>
+        <w:tc>
+          <w:tcPr>
+            <w:tcW w:type="dxa" w:w="2268"/>
+          </w:tcPr>
+          <w:p>
+            <w:r>
+              <w:t>一致通过</w:t>
+            </w:r>
+          </w:p>
+        </w:tc>
+        <w:tc>
+          <w:tcPr>
+            <w:tcW w:type="dxa" w:w="2268"/>
+          </w:tcPr>
+          <w:p>
+            <w:r>
+              <w:t>2026-10-19</w:t>
+            </w:r>
+          </w:p>
+        </w:tc>
+      </w:tr>
+      <w:tr>
+        <w:tc>
+          <w:tcPr>
+            <w:tcW w:type="dxa" w:w="2268"/>
+          </w:tcPr>
+          <w:p>
+            <w:r>
+              <w:t>韦政治</w:t>
+            </w:r>
+          </w:p>
+        </w:tc>
+        <w:tc>
+          <w:tcPr>
+            <w:tcW w:type="dxa" w:w="2268"/>
+          </w:tcPr>
+          <w:p>
+            <w:r>
+              <w:t>后端核心</w:t>
+            </w:r>
+          </w:p>
+        </w:tc>
+        <w:tc>
+          <w:tcPr>
+            <w:tcW w:type="dxa" w:w="2268"/>
+          </w:tcPr>
+          <w:p>
+            <w:r>
+              <w:t>一致通过</w:t>
+            </w:r>
+          </w:p>
+        </w:tc>
+        <w:tc>
+          <w:tcPr>
+            <w:tcW w:type="dxa" w:w="2268"/>
+          </w:tcPr>
+          <w:p>
+            <w:r>
+              <w:t>2026-10-19</w:t>
+            </w:r>
+          </w:p>
+        </w:tc>
+      </w:tr>
+      <w:tr>
+        <w:tc>
+          <w:tcPr>
+            <w:tcW w:type="dxa" w:w="2268"/>
+          </w:tcPr>
+          <w:p>
+            <w:r>
+              <w:t>陈彬</w:t>
+            </w:r>
+          </w:p>
+        </w:tc>
+        <w:tc>
+          <w:tcPr>
+            <w:tcW w:type="dxa" w:w="2268"/>
+          </w:tcPr>
+          <w:p>
+            <w:r>
+              <w:t>校验与测试／文档统稿（SQA）</w:t>
+            </w:r>
+          </w:p>
+        </w:tc>
+        <w:tc>
+          <w:tcPr>
+            <w:tcW w:type="dxa" w:w="2268"/>
+          </w:tcPr>
+          <w:p>
+            <w:r>
+              <w:t>一致通过</w:t>
+            </w:r>
+          </w:p>
+        </w:tc>
+        <w:tc>
+          <w:tcPr>
+            <w:tcW w:type="dxa" w:w="2268"/>
+          </w:tcPr>
+          <w:p>
+            <w:r>
+              <w:t>2026-10-19</w:t>
+            </w:r>
+          </w:p>
+        </w:tc>
+      </w:tr>
+    </w:tbl>
     <w:sectPr>
       <w:footerReference w:type="default" r:id="rId9"/>
       <w:pgSz w:w="11906" w:h="16838"/>

--- a/docs/交付文档/测试文档_SQA2.docx
+++ b/docs/交付文档/测试文档_SQA2.docx
@@ -343,17 +343,8 @@
             <w:tcW w:type="dxa" w:w="1237"/>
           </w:tcPr>
           <w:p>
-            <w:pPr>
-              <w:spacing w:after="0" w:line="276" w:lineRule="auto"/>
-            </w:pPr>
-            <w:r/>
-            <w:r>
-              <w:rPr>
-                <w:rFonts w:ascii="宋体" w:hAnsi="宋体" w:eastAsia="宋体"/>
-                <w:b w:val="0"/>
-                <w:sz w:val="18"/>
-              </w:rPr>
-              <w:t>待组长审核</w:t>
+            <w:r>
+              <w:t>已审核（组长）</w:t>
             </w:r>
           </w:p>
         </w:tc>
@@ -444,18 +435,8 @@
             <w:tcW w:type="dxa" w:w="1237"/>
           </w:tcPr>
           <w:p>
-            <w:pPr>
-              <w:spacing w:after="0" w:line="276" w:lineRule="auto"/>
-            </w:pPr>
-            <w:r>
-              <w:t>待组长审核</w:t>
-            </w:r>
-            <w:r>
-              <w:rPr>
-                <w:rFonts w:ascii="宋体" w:hAnsi="宋体" w:eastAsia="宋体"/>
-                <w:b w:val="0"/>
-                <w:sz w:val="18"/>
-              </w:rPr>
+            <w:r>
+              <w:t>已审核（组长）</w:t>
             </w:r>
           </w:p>
         </w:tc>
@@ -546,18 +527,8 @@
             <w:tcW w:type="dxa" w:w="1237"/>
           </w:tcPr>
           <w:p>
-            <w:pPr>
-              <w:spacing w:after="0" w:line="276" w:lineRule="auto"/>
-            </w:pPr>
-            <w:r>
-              <w:t>待组长审核</w:t>
-            </w:r>
-            <w:r>
-              <w:rPr>
-                <w:rFonts w:ascii="宋体" w:hAnsi="宋体" w:eastAsia="宋体"/>
-                <w:b w:val="0"/>
-                <w:sz w:val="18"/>
-              </w:rPr>
+            <w:r>
+              <w:t>已审核（组长）</w:t>
             </w:r>
           </w:p>
         </w:tc>
@@ -648,18 +619,8 @@
             <w:tcW w:type="dxa" w:w="1237"/>
           </w:tcPr>
           <w:p>
-            <w:pPr>
-              <w:spacing w:after="0" w:line="276" w:lineRule="auto"/>
-            </w:pPr>
-            <w:r>
-              <w:t>待组长审核</w:t>
-            </w:r>
-            <w:r>
-              <w:rPr>
-                <w:rFonts w:ascii="宋体" w:hAnsi="宋体" w:eastAsia="宋体"/>
-                <w:b w:val="0"/>
-                <w:sz w:val="18"/>
-              </w:rPr>
+            <w:r>
+              <w:t>已审核（组长）</w:t>
             </w:r>
           </w:p>
         </w:tc>
@@ -18599,6 +18560,8 @@
       <w:tblPr>
         <w:tblStyle w:val="TableGrid"/>
         <w:tblW w:type="auto" w:w="0"/>
+        <w:jc w:val="center"/>
+        <w:tblLayout w:type="fixed"/>
         <w:tblLook w:firstColumn="1" w:firstRow="1" w:lastColumn="0" w:lastRow="0" w:noHBand="0" w:noVBand="1" w:val="04A0"/>
       </w:tblPr>
       <w:tblGrid>
@@ -18608,9 +18571,13 @@
         <w:gridCol w:w="2268"/>
       </w:tblGrid>
       <w:tr>
+        <w:trPr>
+          <w:tblHeader w:val="true"/>
+        </w:trPr>
         <w:tc>
           <w:tcPr>
             <w:tcW w:type="dxa" w:w="2268"/>
+            <w:shd w:val="clear" w:fill="D9E2F3"/>
           </w:tcPr>
           <w:p>
             <w:r>
@@ -18624,6 +18591,7 @@
         <w:tc>
           <w:tcPr>
             <w:tcW w:type="dxa" w:w="2268"/>
+            <w:shd w:val="clear" w:fill="D9E2F3"/>
           </w:tcPr>
           <w:p>
             <w:r>
@@ -18637,6 +18605,7 @@
         <w:tc>
           <w:tcPr>
             <w:tcW w:type="dxa" w:w="2268"/>
+            <w:shd w:val="clear" w:fill="D9E2F3"/>
           </w:tcPr>
           <w:p>
             <w:r>
@@ -18650,6 +18619,7 @@
         <w:tc>
           <w:tcPr>
             <w:tcW w:type="dxa" w:w="2268"/>
+            <w:shd w:val="clear" w:fill="D9E2F3"/>
           </w:tcPr>
           <w:p>
             <w:r>
